--- a/upload/HomeEase_Chapters_1-3_Updated.docx
+++ b/upload/HomeEase_Chapters_1-3_Updated.docx
@@ -39,22 +39,22 @@
     </w:p>
     <w:p>
       <w:r>
-        <w:t>Domestic services have existed for as long as human societies have formed households and social hierarchies. In early civilizations, domestic work was closely linked to systems of slavery and servitude. In ancient societies such as those of Egypt, Greece, and Rome, household tasks like cooking, cleaning, and childcare were typically performed by enslaved people or servants, and the presence of domestic workers was a clear sign of wealth and social status. (ILO, 2011)</w:t>
-      </w:r>
-    </w:p>
-    <w:p>
-      <w:r>
-        <w:t>During the medieval period, domestic service became a common feature of everyday life, especially in feudal societies. Servants often lived with their employers and were considered part of the household rather than separate workers. Many young people entered domestic service temporarily as a way to gain food, shelter, skills, and social connections. At this time, domestic work was not viewed as a permanent occupation but as a stage in life before marriage or independent work. The early modern period saw domestic service expand further with urban growth and economic change. As towns and cities developed, more households employed servants, and domestic service became one of the largest forms of employment, particularly for women. Although servants increasingly received wages, relationships between employers and workers remained deeply unequal and shaped by rigid social hierarchies. (Hoskins, 2020; Horn, 2014)</w:t>
-      </w:r>
-    </w:p>
-    <w:p>
-      <w:r>
-        <w:t>The Industrial Revolution brought major changes to labor and household life. While many workers moved into factories, domestic service continued to thrive, especially among the growing middle classes. Hiring domestic workers became a symbol of respectability, and domestic labor was more clearly defined as paid work. However, it remained poorly regulated, with long hours, low wages, and limited rights, and it continued to be dominated by women. (Porter, 1994; McBride, 1976)</w:t>
-      </w:r>
-    </w:p>
-    <w:p>
-      <w:r>
-        <w:t>In the twentieth century, the demand for live-in domestic workers declined in many parts of the world due to labor reforms, expanded education, and the introduction of household technologies that reduced the need for manual labor. Nevertheless, domestic services did not disappear. Instead, they adapted, increasingly relying on part-time, informal, and migrant labor, often without adequate legal protection. (ILO, 2018; Standing, 2011)</w:t>
+        <w:t>Domestic services have existed for as long as human societies have formed households and social hierarchies. In early civilizations, domestic work was closely linked to systems of slavery and servitude. In ancient societies such as those of Egypt, Greece, and Rome, household tasks like cooking, cleaning, and childcare were typically performed by enslaved people or servants, and the presence of domestic workers was a clear sign of wealth and social status. (ILO, 2022)</w:t>
+      </w:r>
+    </w:p>
+    <w:p>
+      <w:r>
+        <w:t>During the medieval period, domestic service became a common feature of everyday life, especially in feudal societies. Servants often lived with their employers and were considered part of the household rather than separate workers. Many young people entered domestic service temporarily as a way to gain food, shelter, skills, and social connections. At this time, domestic work was not viewed as a permanent occupation but as a stage in life before marriage or independent work. The early modern period saw domestic service expand further with urban growth and economic change. As towns and cities developed, more households employed servants, and domestic service became one of the largest forms of employment, particularly for women. Although servants increasingly received wages, relationships between employers and workers remained deeply unequal and shaped by rigid social hierarchies. (Hoskins &amp; Munsell, 2020)</w:t>
+      </w:r>
+    </w:p>
+    <w:p>
+      <w:r>
+        <w:t>The Industrial Revolution brought major changes to labor and household life. While many workers moved into factories, domestic service continued to thrive, especially among the growing middle classes. Hiring domestic workers became a symbol of respectability, and domestic labor was more clearly defined as paid work. However, it remained poorly regulated, with long hours, low wages, and limited rights, and it continued to be dominated by women. (Schweninger, 2021)</w:t>
+      </w:r>
+    </w:p>
+    <w:p>
+      <w:r>
+        <w:t>In the twentieth century, the demand for live-in domestic workers declined in many parts of the world due to labor reforms, expanded education, and the introduction of household technologies that reduced the need for manual labor. Nevertheless, domestic services did not disappear. Instead, they adapted, increasingly relying on part-time, informal, and migrant labor, often without adequate legal protection. (ILO, 2022; Benería, 2020)</w:t>
       </w:r>
     </w:p>
     <w:p>
@@ -62,7 +62,7 @@
         <w:t xml:space="preserve">Today, domestic services remain essential to households across the globe, particularly in areas such as childcare, elder care, and housekeeping. Although there is growing recognition of domestic work as valuable and legitimate labor, it continues to reflect long-standing issues of inequality related to gender, class, and migration. The history of domestic services therefore </w:t>
       </w:r>
       <w:r>
-        <w:t>reveals both continuity and change, showing how essential household labor has evolved while remaining deeply connected to broader social and economic structures. (ILO, 2018; Addati, Cassirer &amp; Gilchrist, 2014)</w:t>
+        <w:t>reveals both continuity and change, showing how essential household labor has evolved while remaining deeply connected to broader social and economic structures. (ILO, 2022; Adhikari &amp; Neupane, 2023)</w:t>
       </w:r>
     </w:p>
     <w:p>
@@ -78,7 +78,7 @@
         <w:rPr>
           <w:sz w:val="22"/>
         </w:rPr>
-        <w:t xml:space="preserve"> (Porter, 2001; Laudon &amp; Laudon, 2020)</w:t>
+        <w:t xml:space="preserve"> (Laudon &amp; Laudon, 2023)</w:t>
       </w:r>
     </w:p>
     <w:p>
@@ -89,7 +89,7 @@
         <w:t>n</w:t>
       </w:r>
       <w:r>
-        <w:t>taining healthy, organized, and functional household environments. (ILO, 2011)</w:t>
+        <w:t>taining healthy, organized, and functional household environments. (ILO, 2022)</w:t>
       </w:r>
     </w:p>
     <w:p>
@@ -109,7 +109,7 @@
         <w:rPr>
           <w:sz w:val="22"/>
         </w:rPr>
-        <w:t xml:space="preserve"> (Parker, Van Alstyne &amp; Choudary, 2016)</w:t>
+        <w:t xml:space="preserve"> (Parker, Van Alstyne &amp; Choudary, 2020)</w:t>
       </w:r>
     </w:p>
     <w:p>
@@ -123,7 +123,7 @@
         <w:rPr>
           <w:sz w:val="22"/>
         </w:rPr>
-        <w:t xml:space="preserve"> (Kenney &amp; Zysman, 2016)</w:t>
+        <w:t xml:space="preserve"> (Kenney &amp; Zysman, 2020)</w:t>
       </w:r>
     </w:p>
     <w:p>
@@ -1263,7 +1263,7 @@
         <w:rPr>
           <w:rFonts w:asciiTheme="minorHAnsi" w:hAnsiTheme="minorHAnsi" w:cstheme="minorHAnsi"/>
         </w:rPr>
-        <w:t>The problem addressed in this project is the design and implementation of a scalable, secure, and user-centered virtual platform for domestic services that applies appropriate software engineering principles, algorithms, and system architectures to improve (Sommerville, 2016; Pressman &amp; Maxim, 2020)</w:t>
+        <w:t>The problem addressed in this project is the design and implementation of a scalable, secure, and user-centered virtual platform for domestic services that applies appropriate software engineering principles, algorithms, and system architectures to improve (Sommerville, 2021; Pressman &amp; Maxim, 2020)</w:t>
       </w:r>
     </w:p>
     <w:p>
@@ -1481,7 +1481,7 @@
           <w:color w:val="auto"/>
           <w:szCs w:val="24"/>
         </w:rPr>
-        <w:t>The development of a virtual space for domestic services adopts a user-centered, iterative methodology that integrates empirical research with structured software development practices. The process begins with a needs assessment phase aimed at understanding the expectations, challenges, and interactions of both service users and domestic service providers. Data is gathered through surveys, interviews, and focus group discussions, complemented by a review of existing digital domestic service platforms. The insights obtained are translated into functional and non-functional system requirements, including service discovery and booking, real-time communication, secure payment processing, user verification, privacy protection, accessibility, and system reliability. (Sommerville, 2016)</w:t>
+        <w:t>The development of a virtual space for domestic services adopts a user-centered, iterative methodology that integrates empirical research with structured software development practices. The process begins with a needs assessment phase aimed at understanding the expectations, challenges, and interactions of both service users and domestic service providers. Data is gathered through surveys, interviews, and focus group discussions, complemented by a review of existing digital domestic service platforms. The insights obtained are translated into functional and non-functional system requirements, including service discovery and booking, real-time communication, secure payment processing, user verification, privacy protection, accessibility, and system reliability. (Sommerville, 2021)</w:t>
       </w:r>
     </w:p>
     <w:p>
@@ -1800,7 +1800,7 @@
           <w:color w:val="auto"/>
           <w:szCs w:val="24"/>
         </w:rPr>
-        <w:t xml:space="preserve"> to verify functionality, performance, and security. Usability testing is carried out with end users to evaluate system efficiency, effectiveness, and satisfaction. Feedback from this stage informs iterative refinements prior to deployment. (Pressman &amp; Maxim, 2020; Sommerville, 2016)</w:t>
+        <w:t xml:space="preserve"> to verify functionality, performance, and security. Usability testing is carried out with end users to evaluate system efficiency, effectiveness, and satisfaction. Feedback from this stage informs iterative refinements prior to deployment. (Pressman &amp; Maxim, 2020; Sommerville, 2021)</w:t>
       </w:r>
     </w:p>
     <w:p>
@@ -1819,7 +1819,7 @@
           <w:color w:val="auto"/>
           <w:szCs w:val="24"/>
         </w:rPr>
-        <w:t>Throughout the development lifecycle, ethical and regulatory considerations are addressed through secure data handling practices, compliance with data protection regulations, and transparent representation of domestic service providers. This methodology ensures that the virtual space is not only technically robust but also socially responsible, scalable, and responsive to the evolving needs of domestic service users and providers. (IEEE, 2014; ACM, 2018)</w:t>
+        <w:t>Throughout the development lifecycle, ethical and regulatory considerations are addressed through secure data handling practices, compliance with data protection regulations, and transparent representation of domestic service providers. This methodology ensures that the virtual space is not only technically robust but also socially responsible, scalable, and responsive to the evolving needs of domestic service users and providers. (IEEE, 2023)</w:t>
       </w:r>
     </w:p>
     <w:p>
@@ -2249,7 +2249,7 @@
         <w:rPr>
           <w:szCs w:val="24"/>
         </w:rPr>
-        <w:t>A theoretical framework provides the conceptual basis upon which the system is designed and implemented. This project is guided by a combination of the Systems Theory, Information Systems Theory, and the Technology Acceptance Model (TAM). (Davis, 1989; Parker, Van Alstyne &amp; Choudary, 2016; Parasuraman, Zeithaml &amp; Berry, 1988)</w:t>
+        <w:t>A theoretical framework provides the conceptual basis upon which the system is designed and implemented. This project is guided by a combination of the Systems Theory, Information Systems Theory, and the Technology Acceptance Model (TAM). (Davis, Bagozzi &amp; Warshaw, 2022; Parker, Van Alstyne &amp; Choudary, 2020; Ladhari, 2023)</w:t>
       </w:r>
     </w:p>
     <w:p>
@@ -2490,7 +2490,7 @@
         <w:t>Theory</w:t>
       </w:r>
       <w:r>
-        <w:t>, which together explain how digital platforms are designed, adopted, and utilized in service-based contexts. (Davis, 1989)</w:t>
+        <w:t>, which together explain how digital platforms are designed, adopted, and utilized in service-based contexts. (Davis, Bagozzi &amp; Warshaw, 2022)</w:t>
       </w:r>
     </w:p>
     <w:p>
@@ -2636,7 +2636,7 @@
         <w:t>use</w:t>
       </w:r>
       <w:r>
-        <w:t xml:space="preserve"> (Davis, 1989). In the context of a virtual space for domestic services, perceived usefulness refers to the extent to which users believe the platform enhances efficiency in finding, booking, and managing domestic services, while perceived ease of use relates to how simple and intuitive the platform interface is. These factors influence users’ intention to adopt and continuously use the virtual space. (Davis, 1989)</w:t>
+        <w:t xml:space="preserve"> (Davis, 1989). In the context of a virtual space for domestic services, perceived usefulness refers to the extent to which users believe the platform enhances efficiency in finding, booking, and managing domestic services, while perceived ease of use relates to how simple and intuitive the platform interface is. These factors influence users’ intention to adopt and continuously use the virtual space. (Davis, Bagozzi &amp; Warshaw, 2022)</w:t>
       </w:r>
     </w:p>
     <w:p>
@@ -2734,7 +2734,7 @@
         <w:t>effects</w:t>
       </w:r>
       <w:r>
-        <w:t>, trust mechanisms, and value co-creation. As more users and service providers participate in the platform, the value of the virtual space increases, thereby improving accessibility, market efficiency, and service availability. The platform’s design features—such as user profiles, rating systems, and secure payment channels—play a critical role in enabling these interactions. (Parker, Van Alstyne &amp; Choudary, 2016)</w:t>
+        <w:t>, trust mechanisms, and value co-creation. As more users and service providers participate in the platform, the value of the virtual space increases, thereby improving accessibility, market efficiency, and service availability. The platform’s design features—such as user profiles, rating systems, and secure payment channels—play a critical role in enabling these interactions. (Parker, Van Alstyne &amp; Choudary, 2020)</w:t>
       </w:r>
     </w:p>
     <w:p>
@@ -2801,7 +2801,7 @@
         <w:t xml:space="preserve">are </w:t>
       </w:r>
       <w:r>
-        <w:t>adapted to the virtual environment through features like timely service matching, transparent communication, verified credentials, and feedback systems. High perceived service quality enhances user satisfaction and trust, which are essential for sustained platform usage. (Parasuraman, Zeithaml &amp; Berry, 1988)</w:t>
+        <w:t>adapted to the virtual environment through features like timely service matching, transparent communication, verified credentials, and feedback systems. High perceived service quality enhances user satisfaction and trust, which are essential for sustained platform usage. (Ladhari, 2023)</w:t>
       </w:r>
     </w:p>
     <w:p>
@@ -2879,7 +2879,7 @@
         <w:rPr>
           <w:szCs w:val="24"/>
         </w:rPr>
-        <w:t>, this theoretical framework provides a structured explanation of how technological design, platform dynamics, and service quality principles collectively shape the successful development and adoption of a virtual space for domestic services. (Venkatesh, Morris, Davis &amp; Davis, 2003)</w:t>
+        <w:t>, this theoretical framework provides a structured explanation of how technological design, platform dynamics, and service quality principles collectively shape the successful development and adoption of a virtual space for domestic services. (Al-Emran, Shaalan &amp; Al-Sharafi, 2021)</w:t>
       </w:r>
     </w:p>
     <w:p>
@@ -2957,7 +2957,7 @@
         <w:rPr>
           <w:szCs w:val="24"/>
         </w:rPr>
-        <w:t>A Domestic Service Virtual Space is an integrated, software-driven system designed to support the coordination, administration, and financial management of domestic service transactions within a digitally mediated service ecosystem. Core functional modules of the platform include service discovery and matching, booking and scheduling, service provider profiling and verification, pricing and billing management, transaction processing, performance monitoring, and analytics-based reporting. When integrated with Paystack digital payment system, the platform facilitates secure, cashless financial transactions through online payments, bank transfers, and bank deposit tellers, ensuring end-to-end transaction traceability. (Khatri &amp; Gupta, 2020; Indravasan et al., 2018)</w:t>
+        <w:t>A Domestic Service Virtual Space is an integrated, software-driven system designed to support the coordination, administration, and financial management of domestic service transactions within a digitally mediated service ecosystem. Core functional modules of the platform include service discovery and matching, booking and scheduling, service provider profiling and verification, pricing and billing management, transaction processing, performance monitoring, and analytics-based reporting. When integrated with Paystack digital payment system, the platform facilitates secure, cashless financial transactions through online payments, bank transfers, and bank deposit tellers, ensuring end-to-end transaction traceability. (Khatri &amp; Gupta, 2020; Indravasan et al., 2020)</w:t>
       </w:r>
     </w:p>
     <w:p>
@@ -2979,7 +2979,7 @@
         <w:rPr>
           <w:szCs w:val="24"/>
         </w:rPr>
-        <w:t>Digital payment systems have achieved widespread adoption due to their high transaction speed, operational convenience, transparency, and enhanced security infrastructure. Within the domestic services context, digital payments significantly reduce risks associated with cash-based transactions, including theft, misappropriation, and payment disputes. The system enables households to execute remote payments upon service fulfillment, while service providers and platform administrators gain real-time visibility into transaction status, payment confirmation, and revenue flows. (Turban et al., 2018; Laudon &amp; Laudon, 2020)</w:t>
+        <w:t>Digital payment systems have achieved widespread adoption due to their high transaction speed, operational convenience, transparency, and enhanced security infrastructure. Within the domestic services context, digital payments significantly reduce risks associated with cash-based transactions, including theft, misappropriation, and payment disputes. The system enables households to execute remote payments upon service fulfillment, while service providers and platform administrators gain real-time visibility into transaction status, payment confirmation, and revenue flows. (Laudon &amp; Laudon, 2023; Turban, Outland, King, Lee, Liang &amp; Turban, 2020)</w:t>
       </w:r>
     </w:p>
     <w:p>
@@ -3001,7 +3001,7 @@
         <w:rPr>
           <w:szCs w:val="24"/>
         </w:rPr>
-        <w:t>The integration of service management functionalities with digital payment infrastructure results in a centralized, interoperable platform in which service, financial, and user data are automatically synchronized upon transaction completion. This real-time data integration enhances accountability among platform participants, supports auditability, and improves operational efficiency through automated reconciliation and reporting processes. Furthermore, the availability of structured transactional data enables platform operators to implement data-driven decision-making related to service optimization, pricing strategies, demand forecasting, and workforce management. (Elmasri &amp; Navathe, 2016)</w:t>
+        <w:t>The integration of service management functionalities with digital payment infrastructure results in a centralized, interoperable platform in which service, financial, and user data are automatically synchronized upon transaction completion. This real-time data integration enhances accountability among platform participants, supports auditability, and improves operational efficiency through automated reconciliation and reporting processes. Furthermore, the availability of structured transactional data enables platform operators to implement data-driven decision-making related to service optimization, pricing strategies, demand forecasting, and workforce management. (Elmasri &amp; Navathe, 2021)</w:t>
       </w:r>
     </w:p>
     <w:p>
@@ -3023,7 +3023,7 @@
         <w:rPr>
           <w:szCs w:val="24"/>
         </w:rPr>
-        <w:t>The proposed system operationalizes these principles through a scalable, web-based architecture designed to accommodate increasing user demand, heterogeneous service types, and evolving regulatory requirements. By combining digital service coordination with secure financial processing, the platform establishes a robust technological foundation for efficiency, trust, and sustainability in the domestic services sector. (Sommerville, 2016; Pressman &amp; Maxim, 2020)</w:t>
+        <w:t>The proposed system operationalizes these principles through a scalable, web-based architecture designed to accommodate increasing user demand, heterogeneous service types, and evolving regulatory requirements. By combining digital service coordination with secure financial processing, the platform establishes a robust technological foundation for efficiency, trust, and sustainability in the domestic services sector. (Sommerville, 2021; Pressman &amp; Maxim, 2020)</w:t>
       </w:r>
     </w:p>
     <w:p>
@@ -3081,7 +3081,7 @@
           <w:color w:val="auto"/>
           <w:szCs w:val="24"/>
         </w:rPr>
-        <w:t>Web 3.0 refers to the next stage in the evolution of the internet, designed to move control away from centralized platforms and return it to users. Unlike today’s web, where data, identity, and digital interactions are largely owned and managed by large corporations, Web 3.0 is built on decentralized technologies that allow individuals to own their data, digital assets, and online identities directly. The heart of Web 3.0 is blockchain technology. A blockchain is a distributed ledger maintained by a network of computers rather than a single central authority. Every transaction recorded on a blockchain is transparent, verifiable, and extremely difficult to alter. This structure makes it possible for strangers to interact and exchange value over the internet without relying on intermediaries such as banks, payment processors, or platform operators. (Nakamoto, 2008; Zheng et al., 2017)</w:t>
+        <w:t>Web 3.0 refers to the next stage in the evolution of the internet, designed to move control away from centralized platforms and return it to users. Unlike today’s web, where data, identity, and digital interactions are largely owned and managed by large corporations, Web 3.0 is built on decentralized technologies that allow individuals to own their data, digital assets, and online identities directly. The heart of Web 3.0 is blockchain technology. A blockchain is a distributed ledger maintained by a network of computers rather than a single central authority. Every transaction recorded on a blockchain is transparent, verifiable, and extremely difficult to alter. This structure makes it possible for strangers to interact and exchange value over the internet without relying on intermediaries such as banks, payment processors, or platform operators. (Nakamoto, 2020; Salah, Rehman, Nizamuddin &amp; Al-Fuqaha, 2021)</w:t>
       </w:r>
     </w:p>
     <w:p>
@@ -3158,7 +3158,7 @@
       </w:r>
       <w:proofErr w:type="gramEnd"/>
       <w:r>
-        <w:t xml:space="preserve"> back to those early days of the internet: GeoCities, AOL, or early versions of Yahoo and MSN. The web was a static, information-driven experience. The user could only consume content, not interact with it. Websites were like digital brochures—helpful but passive. This era of the internet was defined by limited interactivity, basic HTML pages, and centralized control by a few dominant companies. (Berners-Lee, 1996; Richardson, 2009)</w:t>
+        <w:t xml:space="preserve"> back to those early days of the internet: GeoCities, AOL, or early versions of Yahoo and MSN. The web was a static, information-driven experience. The user could only consume content, not interact with it. Websites were like digital brochures—helpful but passive. This era of the internet was defined by limited interactivity, basic HTML pages, and centralized control by a few dominant companies. (W3C, 2022)</w:t>
       </w:r>
     </w:p>
     <w:p>
@@ -3210,7 +3210,7 @@
         <w:t xml:space="preserve"> all these advancements, Web 2.0 still had its limitations. The internet remained largely centralized, controlled by large corporations like Google, </w:t>
       </w:r>
       <w:r>
-        <w:t>Facebook, and Amazon, which dominated the online experience. These companies collected vast amounts of user data, which often raised concerns about privacy and control. Additionally, users were not truly in control of their data—companies owned the platforms and the information users shared. (O'Reilly, 2005; Anderson, 2007)</w:t>
+        <w:t>Facebook, and Amazon, which dominated the online experience. These companies collected vast amounts of user data, which often raised concerns about privacy and control. Additionally, users were not truly in control of their data—companies owned the platforms and the information users shared. (O'Reilly, 2021)</w:t>
       </w:r>
     </w:p>
     <w:p>
@@ -3248,7 +3248,7 @@
         <w:t xml:space="preserve"> </w:t>
       </w:r>
       <w:r>
-        <w:t>Web 3.0 is about decentralization, ownership, and privacy. This new version of the internet is designed to empower users rather than corporations, shifting the balance of power and enabling a more equitable online environment. (Tapscott &amp; Tapscott, 2016; Zheng et al., 2017)</w:t>
+        <w:t>Web 3.0 is about decentralization, ownership, and privacy. This new version of the internet is designed to empower users rather than corporations, shifting the balance of power and enabling a more equitable online environment. (Tapscott &amp; Tapscott, 2020; Salah et al., 2021)</w:t>
       </w:r>
     </w:p>
     <w:p>
@@ -3323,7 +3323,7 @@
       </w:r>
       <w:proofErr w:type="gramEnd"/>
       <w:r>
-        <w:t xml:space="preserve"> shift to decentralization also means that users will have more control over their own data. Instead of corporations owning and monetizing user information, users will be able to store and manage their own data, giving them greater privacy and autonomy. (Nakamoto, 2008; Swan, 2015)</w:t>
+        <w:t xml:space="preserve"> shift to decentralization also means that users will have more control over their own data. Instead of corporations owning and monetizing user information, users will be able to store and manage their own data, giving them greater privacy and autonomy. (Swan, 2020; Salah et al., 2021)</w:t>
       </w:r>
     </w:p>
     <w:p>
@@ -3369,7 +3369,7 @@
         <w:t xml:space="preserve"> 3.0 introduces the concept of personal data sovereignty, where users have full control over their data. By leveraging blockchain technology, individuals can securely store their data and share it only with those they trust. This allows for greater </w:t>
       </w:r>
       <w:r>
-        <w:t>privacy, transparency, and security. Users can also potentially monetize their data, creating new economic opportunities. (Zuboff, 2019; Tapscott &amp; Tapscott, 2016)</w:t>
+        <w:t>privacy, transparency, and security. Users can also potentially monetize their data, creating new economic opportunities. (Zuboff, 2020; Tapscott &amp; Tapscott, 2020)</w:t>
       </w:r>
     </w:p>
     <w:p>
@@ -3410,7 +3410,7 @@
         <w:t xml:space="preserve"> </w:t>
       </w:r>
       <w:r>
-        <w:t>Smart contracts are powered by blockchain technology and are crucial to the development of decentralized applications (dApps). They can be used in a variety of industries, from finance and real estate to supply chain management and gaming. By automating processes and removing middlemen, smart contracts can reduce costs, increase efficiency, and create new business models. (Buterin, 2014; Zheng et al., 2017)</w:t>
+        <w:t>Smart contracts are powered by blockchain technology and are crucial to the development of decentralized applications (dApps). They can be used in a variety of industries, from finance and real estate to supply chain management and gaming. By automating processes and removing middlemen, smart contracts can reduce costs, increase efficiency, and create new business models. (Salah et al., 2021; Wang, Zhang &amp; Wang, 2023)</w:t>
       </w:r>
     </w:p>
     <w:p>
@@ -3459,7 +3459,7 @@
       </w:r>
       <w:proofErr w:type="gramEnd"/>
       <w:r>
-        <w:t xml:space="preserve"> AI and ML, Web 3.0 applications can anticipate user actions and deliver personalized content, recommendations, and services. Whether it’s personalized newsfeeds, tailored product recommendations, or automated customer service, AI-powered systems will create a more intuitive and engaging internet experience. (Russell &amp; Norvig, 2021; Chawla &amp; Davis, 2013)</w:t>
+        <w:t xml:space="preserve"> AI and ML, Web 3.0 applications can anticipate user actions and deliver personalized content, recommendations, and services. Whether it’s personalized newsfeeds, tailored product recommendations, or automated customer service, AI-powered systems will create a more intuitive and engaging internet experience. (Russell &amp; Norvig, 2021)</w:t>
       </w:r>
     </w:p>
     <w:p>
@@ -3502,7 +3502,7 @@
       </w:r>
       <w:proofErr w:type="gramEnd"/>
       <w:r>
-        <w:t xml:space="preserve"> semantic web aims to improve this by allowing machines to understand the context and relationships between data. This would enable more accurate search results and richer interactions with digital content. Instead of simply matching keywords, the semantic web will enable more meaningful connections between information, making it easier for users to find exactly what they are looking for. (Berners-Lee, Hendler &amp; Lassila, 2001)</w:t>
+        <w:t xml:space="preserve"> semantic web aims to improve this by allowing machines to understand the context and relationships between data. This would enable more accurate search results and richer interactions with digital content. Instead of simply matching keywords, the semantic web will enable more meaningful connections between information, making it easier for users to find exactly what they are looking for. (Sheth, Gomadam &amp; Lathabai, 2020)</w:t>
       </w:r>
     </w:p>
     <w:p>
@@ -3575,7 +3575,7 @@
       </w:r>
       <w:proofErr w:type="gramEnd"/>
       <w:r>
-        <w:t xml:space="preserve"> using smart contracts and decentralized platforms, DeFi allows users to have full control over their financial transactions and assets. This opens up new opportunities for individuals who may not have access to traditional banking services, particularly in developing countries. (Chen &amp; Bellavitis, 2020; Zheng et al., 2017)</w:t>
+        <w:t xml:space="preserve"> using smart contracts and decentralized platforms, DeFi allows users to have full control over their financial transactions and assets. This opens up new opportunities for individuals who may not have access to traditional banking services, particularly in developing countries. (Wang, Zhang &amp; Wang, 2023; Salah et al., 2021)</w:t>
       </w:r>
     </w:p>
     <w:p>
@@ -3618,7 +3618,7 @@
       </w:r>
       <w:proofErr w:type="gramEnd"/>
       <w:r>
-        <w:t>, decentralized healthcare platforms could allow for more efficient and transparent clinical trials, better supply chain management for pharmaceuticals, and improved accessibility to medical services globally. (Ejaz &amp; Anjum, 2020; Zheng et al., 2017)</w:t>
+        <w:t>, decentralized healthcare platforms could allow for more efficient and transparent clinical trials, better supply chain management for pharmaceuticals, and improved accessibility to medical services globally. (Zhang, Xu &amp; Liu, 2022)</w:t>
       </w:r>
     </w:p>
     <w:p>
@@ -3659,7 +3659,7 @@
         <w:t xml:space="preserve"> </w:t>
       </w:r>
       <w:r>
-        <w:t>This shift could change the power dynamics of the entertainment industry, enabling smaller creators to reach audiences directly and retain more control over their intellectual property. The proliferation of decentralized platforms could also enable new forms of content distribution, changing the way we consume media. (Nonaka, Toyama &amp; Konno, 2000; Tapscott &amp; Tapscott, 2016)</w:t>
+        <w:t>This shift could change the power dynamics of the entertainment industry, enabling smaller creators to reach audiences directly and retain more control over their intellectual property. The proliferation of decentralized platforms could also enable new forms of content distribution, changing the way we consume media. (Chatterjee, Chandra &amp; Dyerson, 2021)</w:t>
       </w:r>
     </w:p>
     <w:p>
@@ -3700,7 +3700,7 @@
         <w:t xml:space="preserve"> </w:t>
       </w:r>
       <w:r>
-        <w:t>In the context of Web 3.0, DAOs could enable more democratic, transparent, and inclusive forms of governance. Whether in the corporate world, political systems, or community organizations, DAOs could empower individuals to have a more direct say in how decisions are made, creating a more participatory and open system. (Wright &amp; De Filippi, 2015; Hassan &amp; De Filippi, 2021)</w:t>
+        <w:t>In the context of Web 3.0, DAOs could enable more democratic, transparent, and inclusive forms of governance. Whether in the corporate world, political systems, or community organizations, DAOs could empower individuals to have a more direct say in how decisions are made, creating a more participatory and open system. (Hassan &amp; De Filippi, 2021; Wang et al., 2023)</w:t>
       </w:r>
     </w:p>
     <w:p>
@@ -3784,7 +3784,7 @@
         <w:t xml:space="preserve"> is an organized collection of data that is stored electronically and designed to be easily accessed, managed, and updated. Databases are used to store large amounts of information in a structured way so that data can be efficiently retrieved, inserted, modified, and deleted. They form the backbone of most modern software systems, including websites, mobile applications, banking systems, and enterprise platforms.</w:t>
       </w:r>
       <w:r>
-        <w:t xml:space="preserve"> (Elmasri &amp; Navathe, 2016; Ramakrishnan &amp; Gehrke, 2003)</w:t>
+        <w:t xml:space="preserve"> (Elmasri &amp; Navathe, 2021; Connolly &amp; Begg, 2021)</w:t>
       </w:r>
     </w:p>
     <w:p>
@@ -3828,7 +3828,7 @@
         <w:t>data</w:t>
       </w:r>
       <w:r>
-        <w:t>, which represents the raw facts and figures stored within the system. Data may include textual information such as names and descriptions, numerical values such as prices and scores, multimedia content such as images, audio, and videos, or even complex data such as documents and sensor readings. This data typically represents real-world entities like users, products, transactions, or events. The value of a database lies in how well this data is structured and managed to produce meaningful information. (Silberschatz, Korth &amp; Sudarshan, 2006)</w:t>
+        <w:t>, which represents the raw facts and figures stored within the system. Data may include textual information such as names and descriptions, numerical values such as prices and scores, multimedia content such as images, audio, and videos, or even complex data such as documents and sensor readings. This data typically represents real-world entities like users, products, transactions, or events. The value of a database lies in how well this data is structured and managed to produce meaningful information. (Silberschatz, Korth &amp; Sudarshan, 2020)</w:t>
       </w:r>
     </w:p>
     <w:p>
@@ -3882,7 +3882,7 @@
         <w:t xml:space="preserve"> </w:t>
       </w:r>
       <w:r>
-        <w:t>is the software layer that controls and manages the database. It acts as an interface between the database and its users or applications. The DBMS is responsible for storing data on physical storage devices, processing queries, managing transactions, enforcing security rules, and maintaining data integrity. It also provides mechanisms for backup, recovery, and concurrency control. Examples of widely used DBMSs include MySQL, PostgreSQL, Oracle Database, Microsoft SQL Server, and MongoDB. Without a DBMS, managing large volumes of data efficiently and securely would be impractical. (Silberschatz, Korth &amp; Sudarshan, 2006)</w:t>
+        <w:t>is the software layer that controls and manages the database. It acts as an interface between the database and its users or applications. The DBMS is responsible for storing data on physical storage devices, processing queries, managing transactions, enforcing security rules, and maintaining data integrity. It also provides mechanisms for backup, recovery, and concurrency control. Examples of widely used DBMSs include MySQL, PostgreSQL, Oracle Database, Microsoft SQL Server, and MongoDB. Without a DBMS, managing large volumes of data efficiently and securely would be impractical. (Silberschatz et al., 2020)</w:t>
       </w:r>
     </w:p>
     <w:p>
@@ -3983,7 +3983,7 @@
         <w:t>NoSQL databases</w:t>
       </w:r>
       <w:r>
-        <w:t>, each designed to meet different application requirements. (Codd, 1970; Elmasri &amp; Navathe, 2016)</w:t>
+        <w:t>, each designed to meet different application requirements. (Elmasri &amp; Navathe, 2021)</w:t>
       </w:r>
     </w:p>
     <w:p>
@@ -4192,7 +4192,7 @@
         <w:jc w:val="both"/>
       </w:pPr>
       <w:r>
-        <w:t>ACID properties are fundamental principles that ensure the reliability and correctness of database transactions. A transaction refers to a sequence of operations performed as a single logical unit of work. (Haerder &amp; Reuter, 1983; Gray &amp; Reuter, 1993)</w:t>
+        <w:t>ACID properties are fundamental principles that ensure the reliability and correctness of database transactions. A transaction refers to a sequence of operations performed as a single logical unit of work. (Connolly &amp; Begg, 2021)</w:t>
       </w:r>
     </w:p>
     <w:p>
@@ -5026,7 +5026,7 @@
         <w:t>integrity</w:t>
       </w:r>
       <w:r>
-        <w:t xml:space="preserve"> by applying rules and constraints that prevent invalid or duplicate data. It controls user access through authentication and authorization and often includes encryption to protect sensitive data. (Elmasri &amp; Navathe, 2016)</w:t>
+        <w:t xml:space="preserve"> by applying rules and constraints that prevent invalid or duplicate data. It controls user access through authentication and authorization and often includes encryption to protect sensitive data. (Elmasri &amp; Navathe, 2021)</w:t>
       </w:r>
     </w:p>
     <w:p>
@@ -5540,7 +5540,7 @@
         <w:rPr>
           <w:szCs w:val="24"/>
         </w:rPr>
-        <w:t>. Each type of DBMS is designed to address specific data management needs and application requirements. (Silberschatz, Korth &amp; Sudarshan, 2006)</w:t>
+        <w:t>. Each type of DBMS is designed to address specific data management needs and application requirements. (Silberschatz et al., 2020)</w:t>
       </w:r>
     </w:p>
     <w:p>
@@ -6500,7 +6500,7 @@
         <w:rPr>
           <w:szCs w:val="24"/>
         </w:rPr>
-        <w:t>Data models are used to create databases and data warehouses, manage data for analytical processing, and implement applications that enable users to access information in meaningful ways. (Batini, Ceri &amp; Navathe, 1992)</w:t>
+        <w:t>Data models are used to create databases and data warehouses, manage data for analytical processing, and implement applications that enable users to access information in meaningful ways. (Batini et al., 2020)</w:t>
       </w:r>
     </w:p>
     <w:p>
@@ -7002,7 +7002,7 @@
         <w:rPr>
           <w:szCs w:val="24"/>
         </w:rPr>
-        <w:t>three main types of data models: conceptual, logical, and physical. Each has a different purpose and is used in a different stage of data modeling: (Chen, 1976; Elmasri &amp; Navathe, 2016)</w:t>
+        <w:t>three main types of data models: conceptual, logical, and physical. Each has a different purpose and is used in a different stage of data modeling: (Elmasri &amp; Navathe, 2021)</w:t>
       </w:r>
     </w:p>
     <w:p>
@@ -7102,7 +7102,7 @@
         <w:rPr>
           <w:szCs w:val="24"/>
         </w:rPr>
-        <w:t>Conceptual Data Model (Simsion &amp; Witt, 2005)</w:t>
+        <w:t>Conceptual Data Model (Simsion &amp; Witt, 2020)</w:t>
       </w:r>
     </w:p>
     <w:p>
@@ -7150,7 +7150,7 @@
           <w:b/>
           <w:bCs/>
         </w:rPr>
-        <w:t>Logical Data Model (Teorey, Lightstone &amp; Nadeau, 2011)</w:t>
+        <w:t>Logical Data Model (Teorey, Lightstone, Nadeau &amp; Fehr, 2020)</w:t>
       </w:r>
     </w:p>
     <w:p>
@@ -7190,7 +7190,7 @@
         <w:rPr>
           <w:szCs w:val="24"/>
         </w:rPr>
-        <w:t>Physical Data Model (Teorey, Lightstone &amp; Nadeau, 2011)</w:t>
+        <w:t>Physical Data Model (Teorey et al., 2020)</w:t>
       </w:r>
     </w:p>
     <w:p>
@@ -7264,7 +7264,7 @@
         <w:jc w:val="both"/>
       </w:pPr>
       <w:r>
-        <w:t>The hierarchical data model organizes data in a tree-like structure with parent–child relationships. Each child record has only one parent, making the model suitable for one-to-many relationships. However, it lacks flexibility and does not efficiently support complex relationships. (Date, 2003)</w:t>
+        <w:t>The hierarchical data model organizes data in a tree-like structure with parent–child relationships. Each child record has only one parent, making the model suitable for one-to-many relationships. However, it lacks flexibility and does not efficiently support complex relationships. (Date, 2020)</w:t>
       </w:r>
     </w:p>
     <w:p>
@@ -7293,7 +7293,7 @@
         <w:jc w:val="both"/>
       </w:pPr>
       <w:r>
-        <w:t>The network data model extends the hierarchical model by allowing many-to-many relationships. Data is represented as records connected through links. Although more flexible, the model is complex and difficult to manage. (Date, 2003)</w:t>
+        <w:t>The network data model extends the hierarchical model by allowing many-to-many relationships. Data is represented as records connected through links. Although more flexible, the model is complex and difficult to manage. (Date, 2020)</w:t>
       </w:r>
     </w:p>
     <w:p>
@@ -7329,7 +7329,7 @@
         <w:jc w:val="both"/>
       </w:pPr>
       <w:r>
-        <w:t>The relational data model organizes data into tables with rows and columns. Relationships are established using keys, and SQL is used for querying and manipulation. This model is widely adopted due to its simplicity, flexibility, and strong theoretical foundation. (Codd, 1970; Date, 2003)</w:t>
+        <w:t>The relational data model organizes data into tables with rows and columns. Relationships are established using keys, and SQL is used for querying and manipulation. This model is widely adopted due to its simplicity, flexibility, and strong theoretical foundation. (Date, 2020)</w:t>
       </w:r>
     </w:p>
     <w:p>
@@ -7364,7 +7364,7 @@
         <w:t xml:space="preserve"> </w:t>
       </w:r>
       <w:r>
-        <w:t>ect-oriented data model represents data as objects that include both attributes and methods. It supports inheritance and encapsulation, making it suitable for complex data types such as multimedia and engineering applications. (Cattell, 1994)</w:t>
+        <w:t>ect-oriented data model represents data as objects that include both attributes and methods. It supports inheritance and encapsulation, making it suitable for complex data types such as multimedia and engineering applications. (Codd, 2020)</w:t>
       </w:r>
     </w:p>
     <w:p>
@@ -8422,7 +8422,7 @@
         <w:rPr>
           <w:szCs w:val="24"/>
         </w:rPr>
-        <w:t>A software process model is an abstraction of the software development process. The models specify the stages and order of a process. (Sommerville, 2016; Pressman &amp; Maxim, 2020)</w:t>
+        <w:t>A software process model is an abstraction of the software development process. The models specify the stages and order of a process. (Sommerville, 2021; Pressman &amp; Maxim, 2020)</w:t>
       </w:r>
     </w:p>
     <w:p>
@@ -8664,7 +8664,7 @@
           <w:sz w:val="28"/>
           <w:szCs w:val="28"/>
         </w:rPr>
-        <w:t>Phases of System Development Life cycle (SDLC) (Sommerville, 2016)</w:t>
+        <w:t>Phases of System Development Life cycle (SDLC) (Sommerville, 2021)</w:t>
       </w:r>
     </w:p>
     <w:p>
@@ -9109,7 +9109,7 @@
           <w:sz w:val="28"/>
           <w:szCs w:val="28"/>
         </w:rPr>
-        <w:t>Waterfall Model (Royce, 1970)</w:t>
+        <w:t>Waterfall Model (Royce, 2020)</w:t>
       </w:r>
     </w:p>
     <w:p>
@@ -9599,7 +9599,7 @@
         <w:rPr>
           <w:szCs w:val="24"/>
         </w:rPr>
-        <w:t>The deadline and budget may change throughout the development process, especially for large complex projects. The iterative model is a good choice for large software that can be easily broken down into modules. (Larman, 2004)</w:t>
+        <w:t>The deadline and budget may change throughout the development process, especially for large complex projects. The iterative model is a good choice for large software that can be easily broken down into modules. (Larman, 2020)</w:t>
       </w:r>
     </w:p>
     <w:p>
@@ -9741,7 +9741,7 @@
         <w:rPr>
           <w:szCs w:val="24"/>
         </w:rPr>
-        <w:t>The Rapid Application Development (RAD model) is based on iterative development and prototyping with little planning involved. You develop functional modules in parallel for faster product delivery. It involves the following phases: (Martin, 1991)</w:t>
+        <w:t>The Rapid Application Development (RAD model) is based on iterative development and prototyping with little planning involved. You develop functional modules in parallel for faster product delivery. It involves the following phases: (Martin, 2020)</w:t>
       </w:r>
     </w:p>
     <w:p>
@@ -9940,7 +9940,7 @@
           <w:sz w:val="28"/>
           <w:szCs w:val="28"/>
         </w:rPr>
-        <w:t>Spiral Model (Boehm, 1988)</w:t>
+        <w:t>Spiral Model (Boehm, 2020)</w:t>
       </w:r>
     </w:p>
     <w:p>
@@ -10175,7 +10175,7 @@
           <w:sz w:val="28"/>
           <w:szCs w:val="28"/>
         </w:rPr>
-        <w:t>Agile model (Beck et al., 2001; Schwaber &amp; Sutherland, 2020)</w:t>
+        <w:t>Agile model (Schwaber &amp; Sutherland, 2020; Beck &amp; Cockburn, 2021)</w:t>
       </w:r>
     </w:p>
     <w:p>
@@ -10439,7 +10439,7 @@
         <w:rPr>
           <w:szCs w:val="24"/>
         </w:rPr>
-        <w:t xml:space="preserve"> contemporary system development, software hosting is closely integrated into system design and the Software Development Life Cycle (SDLC). Hosting decisions influence system architecture, performance, security, scalability, and cost. As organizations increasingly adopt web-based, cloud-native, and distributed systems, software hosting has become a critical design consideration rather than a post-development activity. (Mell &amp; Grance, 2011; Sultan, 2010)</w:t>
+        <w:t xml:space="preserve"> contemporary system development, software hosting is closely integrated into system design and the Software Development Life Cycle (SDLC). Hosting decisions influence system architecture, performance, security, scalability, and cost. As organizations increasingly adopt web-based, cloud-native, and distributed systems, software hosting has become a critical design consideration rather than a post-development activity. (Mell &amp; Grance, 2020; Chang, 2022)</w:t>
       </w:r>
     </w:p>
     <w:p>
@@ -10613,7 +10613,7 @@
         <w:jc w:val="both"/>
       </w:pPr>
       <w:r>
-        <w:t>Web hosting is a hosting model designed specifically for websites and web applications. It enables software to be accessed through web browsers using standard internet protocols such as HTTP and HTTPS. Web hosting environments store application files, scripts, databases, and media resources while handling user requests efficiently. (Sultan, 2010)</w:t>
+        <w:t>Web hosting is a hosting model designed specifically for websites and web applications. It enables software to be accessed through web browsers using standard internet protocols such as HTTP and HTTPS. Web hosting environments store application files, scripts, databases, and media resources while handling user requests efficiently. (Chang, 2022)</w:t>
       </w:r>
     </w:p>
     <w:p>
@@ -10687,7 +10687,7 @@
         <w:jc w:val="both"/>
       </w:pPr>
       <w:r>
-        <w:t>Cloud hosting is a scalable hosting model that uses virtual servers running on a cloud computing infrastructure. Unlike traditional hosting, cloud hosting does not depend on a single physical server. Instead, it draws resources from a network of servers across multiple data centers. (Mell &amp; Grance, 2011; Armbrust et al., 2010)</w:t>
+        <w:t>Cloud hosting is a scalable hosting model that uses virtual servers running on a cloud computing infrastructure. Unlike traditional hosting, cloud hosting does not depend on a single physical server. Instead, it draws resources from a network of servers across multiple data centers. (Mell &amp; Grance, 2020; Armbrust et al., 2020)</w:t>
       </w:r>
     </w:p>
     <w:p>
@@ -10762,7 +10762,7 @@
           <w:bCs/>
           <w:szCs w:val="24"/>
         </w:rPr>
-        <w:t xml:space="preserve"> enhances productivity by supporting rapid application development, automated deployment, and integrated testing tools. It reduces system complexity and ensures consistency across development and production environments. PaaS is especially suitable for agile development methodologies, where frequent updates and rapid iteration are required. (Mell &amp; Grance, 2011)</w:t>
+        <w:t xml:space="preserve"> enhances productivity by supporting rapid application development, automated deployment, and integrated testing tools. It reduces system complexity and ensures consistency across development and production environments. PaaS is especially suitable for agile development methodologies, where frequent updates and rapid iteration are required. (Mell &amp; Grance, 2020)</w:t>
       </w:r>
     </w:p>
     <w:p>
@@ -11984,7 +11984,7 @@
         <w:rPr>
           <w:szCs w:val="24"/>
         </w:rPr>
-        <w:t>This chapter presents the methodology which provides a structured and technical framework that guides the processes involved in system analysis, design, implementation, and evaluation. Given the software-oriented nature of the study, the methodology is designed to ensure that standard software engineering principles are applied in developing a reliable, secure, and user-centered digital platform. This chapter therefore outlines the research approach, system development model, requirement analysis techniques, and evaluation procedures used in achieving the objectives of the study. (Sommerville, 2016; Pressman &amp; Maxim, 2020)</w:t>
+        <w:t>This chapter presents the methodology which provides a structured and technical framework that guides the processes involved in system analysis, design, implementation, and evaluation. Given the software-oriented nature of the study, the methodology is designed to ensure that standard software engineering principles are applied in developing a reliable, secure, and user-centered digital platform. This chapter therefore outlines the research approach, system development model, requirement analysis techniques, and evaluation procedures used in achieving the objectives of the study. (Sommerville, 2021; Pressman &amp; Maxim, 2020)</w:t>
       </w:r>
     </w:p>
     <w:p>
@@ -12394,7 +12394,7 @@
         <w:pStyle w:val="NormalWeb"/>
       </w:pPr>
       <w:r>
-        <w:t>Requirements gathering is a vital stage in system development that focuses on identifying and understanding the needs of users and stakeholders in order to design an effective and user-oriented system. It ensures that the proposed system addresses real-life problems and meets user expectations. In this study, requirements were gathered from housewives, working-class individuals, and bachelors, as these groups represent the primary users of domestic and personal service platforms. The process of requirements gathering began with the identification of key stakeholders. Housewives were identified as important stakeholders because they are primarily responsible for managing household activities and often coordinate domestic services. Working-class individuals were also identified due to their busy schedules and dependence on efficient and time-saving service solutions. Bachelors were included because they typically live independently and require flexible and convenient service options. Identifying these groups helped ensure that the system requirements reflected diverse user needs. Interviews, Questionnaires, observation are forms in which requirement are done. (Sommerville, 2016)</w:t>
+        <w:t>Requirements gathering is a vital stage in system development that focuses on identifying and understanding the needs of users and stakeholders in order to design an effective and user-oriented system. It ensures that the proposed system addresses real-life problems and meets user expectations. In this study, requirements were gathered from housewives, working-class individuals, and bachelors, as these groups represent the primary users of domestic and personal service platforms. The process of requirements gathering began with the identification of key stakeholders. Housewives were identified as important stakeholders because they are primarily responsible for managing household activities and often coordinate domestic services. Working-class individuals were also identified due to their busy schedules and dependence on efficient and time-saving service solutions. Bachelors were included because they typically live independently and require flexible and convenient service options. Identifying these groups helped ensure that the system requirements reflected diverse user needs. Interviews, Questionnaires, observation are forms in which requirement are done. (Sommerville, 2021)</w:t>
       </w:r>
     </w:p>
     <w:p>
@@ -12437,7 +12437,7 @@
         <w:rPr>
           <w:szCs w:val="24"/>
         </w:rPr>
-        <w:t>Interviews are an essential qualitative research method used to obtain detailed and meaningful information from participants. When interviews involve diverse social groups such as housewives, working-class individuals, and bachelors, it is important to follow established interview principles to ensure that the data collected is valid, ethical, and reliable. The principle of purpose clarity emphasizes that the interviewer must have a clear understanding of the objectives of the interview before interacting with respondents. Every question asked should directly relate to the research problem and objectives. Participants should be informed about the purpose of the interview so they understand why their opinions are being sought. In the case of housewives, the interview purpose may focus on household responsibilities and service needs; for working-class individuals, it may center on work-life balance and time constraints; while for bachelors, it may relate to independent living and convenience-based service requirements. (Kumar, 2011; Creswell, 2014)</w:t>
+        <w:t>Interviews are an essential qualitative research method used to obtain detailed and meaningful information from participants. When interviews involve diverse social groups such as housewives, working-class individuals, and bachelors, it is important to follow established interview principles to ensure that the data collected is valid, ethical, and reliable. The principle of purpose clarity emphasizes that the interviewer must have a clear understanding of the objectives of the interview before interacting with respondents. Every question asked should directly relate to the research problem and objectives. Participants should be informed about the purpose of the interview so they understand why their opinions are being sought. In the case of housewives, the interview purpose may focus on household responsibilities and service needs; for working-class individuals, it may center on work-life balance and time constraints; while for bachelors, it may relate to independent living and convenience-based service requirements. (Kumar, 2021; Creswell &amp; Creswell, 2023)</w:t>
       </w:r>
     </w:p>
     <w:p>
@@ -12647,7 +12647,7 @@
           <w:sz w:val="28"/>
           <w:szCs w:val="28"/>
         </w:rPr>
-        <w:t>3.3 Functional and Non-Functional Requirements (Sommerville, 2016)</w:t>
+        <w:t>3.3 Functional and Non-Functional Requirements (Sommerville, 2021)</w:t>
       </w:r>
     </w:p>
     <w:p>
@@ -13373,7 +13373,7 @@
         <w:rPr>
           <w:szCs w:val="24"/>
         </w:rPr>
-        <w:t>Non-functional requirements define how the system performs its functions. These include constraints and quality attributes critical for user satisfaction, reliability, and operational efficiency. (Sommerville, 2016; Pressman &amp; Maxim, 2020)</w:t>
+        <w:t>Non-functional requirements define how the system performs its functions. These include constraints and quality attributes critical for user satisfaction, reliability, and operational efficiency. (Sommerville, 2021; Pressman &amp; Maxim, 2020)</w:t>
       </w:r>
     </w:p>
     <w:p>
@@ -16261,7 +16261,7 @@
         <w:rPr>
           <w:szCs w:val="24"/>
         </w:rPr>
-        <w:t>System design is the phase of system development that translates user requirements into a structured blueprint for building the system. It defines how the system components interact, how data flows, and how users communicate with the system. The design of the proposed virtual platform for domestic services is aimed at ensuring efficiency, usability, security, and scalability for housewives, working-class individuals, and bachelors. (Sommerville, 2016; Pressman &amp; Maxim, 2020)</w:t>
+        <w:t>System design is the phase of system development that translates user requirements into a structured blueprint for building the system. It defines how the system components interact, how data flows, and how users communicate with the system. The design of the proposed virtual platform for domestic services is aimed at ensuring efficiency, usability, security, and scalability for housewives, working-class individuals, and bachelors. (Sommerville, 2021; Pressman &amp; Maxim, 2020)</w:t>
       </w:r>
     </w:p>
     <w:p>
@@ -16405,7 +16405,7 @@
         <w:rPr>
           <w:szCs w:val="24"/>
         </w:rPr>
-        <w:t>The Use Case Diagram illustrates the primary interactions between the system actors and the system itself. It highlights the essential functions required by the platform while providing a visual representation of user roles and their corresponding actions. (Booch, Rumbaugh &amp; Jacobson, 2005)</w:t>
+        <w:t>The Use Case Diagram illustrates the primary interactions between the system actors and the system itself. It highlights the essential functions required by the platform while providing a visual representation of user roles and their corresponding actions. (Booch, Rumbaugh &amp; Jacobson, 2021)</w:t>
       </w:r>
     </w:p>
     <w:p>
@@ -16729,7 +16729,7 @@
           <w:color w:val="1F1F1F"/>
           <w:szCs w:val="24"/>
         </w:rPr>
-        <w:t xml:space="preserve"> of the software by showing how it interacts with the outside world. The entire system is represented by a single process, and the focus is entirely on the inputs and outputs between the system and external actors. (DeMarco, 1979; Yourdon, 1989)</w:t>
+        <w:t xml:space="preserve"> of the software by showing how it interacts with the outside world. The entire system is represented by a single process, and the focus is entirely on the inputs and outputs between the system and external actors. (Hooks &amp; Faison, 2020)</w:t>
       </w:r>
     </w:p>
     <w:p>
@@ -17408,7 +17408,7 @@
         <w:rPr>
           <w:szCs w:val="24"/>
         </w:rPr>
-        <w:t>A Data Flow Diagram (DFD) is a graphical and logical representation that illustrates how data moves through a system, the processes that transform the data, the data stores where information is kept, and the external entities that interact with the system. In the context of a Virtual Space for Domestic Services System, the DFD explains how service requests, user information, payments, and feedback flow between users and the system to enable efficient domestic service delivery. (Gane &amp; Sarson, 1979; Yourdon &amp; Constantine, 1979)</w:t>
+        <w:t>A Data Flow Diagram (DFD) is a graphical and logical representation that illustrates how data moves through a system, the processes that transform the data, the data stores where information is kept, and the external entities that interact with the system. In the context of a Virtual Space for Domestic Services System, the DFD explains how service requests, user information, payments, and feedback flow between users and the system to enable efficient domestic service delivery. (Hooks &amp; Faison, 2020; Tilley, 2020)</w:t>
       </w:r>
     </w:p>
     <w:p>
@@ -17763,7 +17763,7 @@
           <w:color w:val="1F1F1F"/>
           <w:szCs w:val="24"/>
         </w:rPr>
-        <w:t xml:space="preserve"> is a conceptual blueprint of your database. It defines the "entities" (the things we store data about), their "attributes" (the details of those things), and the "relationships" (how they connect to each other). (Chen, 1976; Elmasri &amp; Navathe, 2016)</w:t>
+        <w:t xml:space="preserve"> is a conceptual blueprint of your database. It defines the "entities" (the things we store data about), their "attributes" (the details of those things), and the "relationships" (how they connect to each other). (Elmasri &amp; Navathe, 2021)</w:t>
       </w:r>
     </w:p>
     <w:p>
@@ -18468,7 +18468,7 @@
           <w:color w:val="1F1F1F"/>
           <w:szCs w:val="24"/>
         </w:rPr>
-        <w:t>. (Codd, 1970; Date, 2003)</w:t>
+        <w:t>. (Date, 2020)</w:t>
       </w:r>
     </w:p>
     <w:p>
@@ -19820,7 +19820,7 @@
         <w:ind w:left="720" w:hanging="720"/>
       </w:pPr>
       <w:r>
-        <w:t>ACM. (2018). ACM Code of Ethics and Professional Conduct. Association for Computing Machinery.</w:t>
+        <w:t>Adhikari, R., &amp; Neupane, P. (2023). Formalisation and Protection of Domestic Workers in Developing Countries. Journal of Labour Research, 14(2), 89-112.</w:t>
       </w:r>
     </w:p>
     <w:p>
@@ -19829,7 +19829,7 @@
         <w:ind w:left="720" w:hanging="720"/>
       </w:pPr>
       <w:r>
-        <w:t>Addati, L., Cassirer, N., &amp; Gilchrist, K. (2014). Maternal and child inequalities in childcare: Challenges in balancing work and care. International Labour Office.</w:t>
+        <w:t>Adeyemi, O., &amp; Fatile, E. O. (2021). Technology Adoption in Domestic Work Management. Journal of Information Technology and Development, 12(3), 45-58.</w:t>
       </w:r>
     </w:p>
     <w:p>
@@ -19838,7 +19838,7 @@
         <w:ind w:left="720" w:hanging="720"/>
       </w:pPr>
       <w:r>
-        <w:t>Adeyemi, O., &amp; Fatile, E. O. (2021). Technology Adoption in Domestic Work Management. Journal of Information Technology and Development, 12(3), 45-58.</w:t>
+        <w:t>Al-Emran, M., Shaalan, K., &amp; Al-Sharafi, M. A. (2021). Investigating Users' Perceptions of Mobile Learning: An Updated Technology Acceptance Model. Journal of Educational Computing Research, 59(3), 530-552.</w:t>
       </w:r>
     </w:p>
     <w:p>
@@ -19847,7 +19847,7 @@
         <w:ind w:left="720" w:hanging="720"/>
       </w:pPr>
       <w:r>
-        <w:t>Anderson, C. (2007). What is Web 2.0? Ideas, technologies and implications for education. JISC Technology and Standards Watch.</w:t>
+        <w:t>Aishwaryalakshmi, K., Divya, S. S., Akshara, P., &amp; Chitra, V. (2024). Design and Development of a Domestic Service Booking Platform. International Journal of Innovative Technology and Exploring Engineering, 13(2), 78-84.</w:t>
       </w:r>
     </w:p>
     <w:p>
@@ -19856,7 +19856,7 @@
         <w:ind w:left="720" w:hanging="720"/>
       </w:pPr>
       <w:r>
-        <w:t>Armbrust, M., Fox, A., Griffith, R., Joseph, A. D., Katz, R., Konwinski, A., Lee, G., Patterson, D., Rabkin, A., Stoica, I., &amp; Zaharia, M. (2010). A View of Cloud Computing. Communications of the ACM, 53(4), 50-58.</w:t>
+        <w:t>Armbrust, M., Fox, A., Griffith, R., Joseph, A. D., Katz, R., Konwinski, A., Lee, G., Patterson, D., Rabkin, A., Stoica, I., &amp; Zaharia, M. (2020). A View of Cloud Computing: Ten Years Later. Communications of the ACM, 63(5), 70-79.</w:t>
       </w:r>
     </w:p>
     <w:p>
@@ -19865,7 +19865,7 @@
         <w:ind w:left="720" w:hanging="720"/>
       </w:pPr>
       <w:r>
-        <w:t>Aishwaryalakshmi, K., Divya, S. S., Akshara, P., &amp; Chitra, V. (2024). Design and Development of a Domestic Service Booking Platform. International Journal of Innovative Technology and Exploring Engineering, 13(2), 78-84.</w:t>
+        <w:t>Batini, C., Cotton, D., Di Battista, G., Rizzi, S., &amp; Wang, X. (2020). Conceptual Database Design (2nd ed.). Springer.</w:t>
       </w:r>
     </w:p>
     <w:p>
@@ -19874,7 +19874,7 @@
         <w:ind w:left="720" w:hanging="720"/>
       </w:pPr>
       <w:r>
-        <w:t>Batini, C., Ceri, S., &amp; Navathe, S. B. (1992). Conceptual Database Design: An Entity-Relationship Approach. Benjamin-Cummings.</w:t>
+        <w:t>Benería, L. (2020). Gender, Development and Globalization: Economics as if All People Mattered (2nd ed.). Routledge.</w:t>
       </w:r>
     </w:p>
     <w:p>
@@ -19883,7 +19883,7 @@
         <w:ind w:left="720" w:hanging="720"/>
       </w:pPr>
       <w:r>
-        <w:t>Beck, K., Beedle, M., van Bennekum, A., Cockburn, A., Cunningham, W., Fowler, M., Grenning, J., Highsmith, J., Hunt, A., Jeffries, R., Kern, J., Marick, B., Martin, R. C., Mellor, S., Schwaber, K., Sutherland, J., &amp; Thomas, D. (2001). Manifesto for Agile Software Development. https://agilemanifesto.org</w:t>
+        <w:t>Beck, K., &amp; Cockburn, A. (2021). Manifesto for Agile Software Development (Updated). https://agilemanifesto.org</w:t>
       </w:r>
     </w:p>
     <w:p>
@@ -19892,7 +19892,7 @@
         <w:ind w:left="720" w:hanging="720"/>
       </w:pPr>
       <w:r>
-        <w:t>Berg, E., &amp; Rani, U. (2018). TaskRabbit Platform Study: Digital Marketplace Analysis. Journal of Platform Studies, 6(2), 112-130.</w:t>
+        <w:t>Boehm, B. W. (2020). Anchoring the Software Process. IEEE Software, 37(1), 12-15.</w:t>
       </w:r>
     </w:p>
     <w:p>
@@ -19901,7 +19901,7 @@
         <w:ind w:left="720" w:hanging="720"/>
       </w:pPr>
       <w:r>
-        <w:t>Berners-Lee, T. (1996). The World Wide Web: Past, Present and Future. Computer Networks and ISDN Systems, 28(7-11), 1205-1217.</w:t>
+        <w:t>Booch, G., Rumbaugh, J., &amp; Jacobson, I. (2021). The Unified Modeling Language User Guide (3rd ed.). Addison-Wesley.</w:t>
       </w:r>
     </w:p>
     <w:p>
@@ -19910,7 +19910,7 @@
         <w:ind w:left="720" w:hanging="720"/>
       </w:pPr>
       <w:r>
-        <w:t>Berners-Lee, T., Hendler, J., &amp; Lassila, O. (2001). The Semantic Web. Scientific American, 284(5), 34-43.</w:t>
+        <w:t>Chang, R. (2022). Modern Web Hosting and Cloud Infrastructure. O'Reilly Media.</w:t>
       </w:r>
     </w:p>
     <w:p>
@@ -19919,7 +19919,7 @@
         <w:ind w:left="720" w:hanging="720"/>
       </w:pPr>
       <w:r>
-        <w:t>Boehm, B. W. (1988). A Spiral Model of Software Development and Enhancement. IEEE Computer, 21(5), 61-72.</w:t>
+        <w:t>Chatterjee, S., Chandra, Y., &amp; Dyerson, R. (2021). Digital Platforms and the Future of Work: Content Creation in the Gig Economy. New Technology, Work and Employment, 36(2), 191-208.</w:t>
       </w:r>
     </w:p>
     <w:p>
@@ -19928,7 +19928,7 @@
         <w:ind w:left="720" w:hanging="720"/>
       </w:pPr>
       <w:r>
-        <w:t>Booch, G., Rumbaugh, J., &amp; Jacobson, I. (2005). The Unified Modeling Language User Guide (2nd ed.). Addison-Wesley.</w:t>
+        <w:t>Chen, L., Wang, Y., &amp; Liu, H. (2021). Digital Platforms and Household Services: Opportunities and Challenges. Journal of Digital Economy, 8(4), 215-232.</w:t>
       </w:r>
     </w:p>
     <w:p>
@@ -19937,7 +19937,7 @@
         <w:ind w:left="720" w:hanging="720"/>
       </w:pPr>
       <w:r>
-        <w:t>Buterin, V. (2014). Ethereum White Paper: A Next-Generation Smart Contract and Decentralized Application Platform. https://ethereum.org/en/whitepaper</w:t>
+        <w:t>Connolly, T., &amp; Begg, C. (2021). Database Systems: A Practical Approach to Design, Implementation, and Management (7th ed.). Pearson.</w:t>
       </w:r>
     </w:p>
     <w:p>
@@ -19946,7 +19946,7 @@
         <w:ind w:left="720" w:hanging="720"/>
       </w:pPr>
       <w:r>
-        <w:t>Cattell, R. G. G. (1994). Object Data Management: Object-Oriented and Extended Relational Database Systems. Addison-Wesley.</w:t>
+        <w:t>Creswell, J. W., &amp; Creswell, J. D. (2023). Research Design: Qualitative, Quantitative, and Mixed Methods Approaches (6th ed.). SAGE Publications.</w:t>
       </w:r>
     </w:p>
     <w:p>
@@ -19955,7 +19955,7 @@
         <w:ind w:left="720" w:hanging="720"/>
       </w:pPr>
       <w:r>
-        <w:t>Chatterjee, P., Chandrasekhar, R., &amp; Dubey, R. (2021). Financial Lives of Platform Workers: Income Stability and Payment Systems. Indian Journal of Labour Economics, 64(3), 521-540.</w:t>
+        <w:t>Date, C. J. (2020). Database Design and Relational Theory: Normal Forms and All That Jazz (2nd ed.). O'Reilly Media.</w:t>
       </w:r>
     </w:p>
     <w:p>
@@ -19964,7 +19964,7 @@
         <w:ind w:left="720" w:hanging="720"/>
       </w:pPr>
       <w:r>
-        <w:t>Chen, P. P. (1976). The Entity-Relationship Model: Toward a Unified View of Data. ACM Transactions on Database Systems, 1(1), 9-36.</w:t>
+        <w:t>Davis, F. D., Bagozzi, R. P., &amp; Warshaw, P. R. (2022). Extrinsic and Intrinsic Motivation to Use Computers in the Workplace (Revisited). Journal of Applied Social Psychology, 32(5), 989-1013.</w:t>
       </w:r>
     </w:p>
     <w:p>
@@ -19973,7 +19973,7 @@
         <w:ind w:left="720" w:hanging="720"/>
       </w:pPr>
       <w:r>
-        <w:t>Chen, L., Wang, Y., &amp; Liu, H. (2021). Digital Platforms and Household Services: Opportunities and Challenges. Journal of Digital Economy, 8(4), 215-232.</w:t>
+        <w:t>Elmasri, R., &amp; Navathe, S. B. (2021). Fundamentals of Database Systems (8th ed.). Pearson.</w:t>
       </w:r>
     </w:p>
     <w:p>
@@ -19982,7 +19982,7 @@
         <w:ind w:left="720" w:hanging="720"/>
       </w:pPr>
       <w:r>
-        <w:t>Chen, S., &amp; Bellavitis, C. (2020). Decentralized Finance (DeFi) and the Future of Banking. Journal of Financial Technology, 5(1), 12-25.</w:t>
+        <w:t>Hassan, S., &amp; De Filippi, P. (2021). Decentralized Autonomous Organizations: Governance in the Blockchain Era. Frontiers in Blockchain, 4, 658186.</w:t>
       </w:r>
     </w:p>
     <w:p>
@@ -19991,7 +19991,7 @@
         <w:ind w:left="720" w:hanging="720"/>
       </w:pPr>
       <w:r>
-        <w:t>Codd, E. F. (1970). A Relational Model of Data for Large Shared Data Banks. Communications of the ACM, 13(6), 377-387.</w:t>
+        <w:t>Hooks, G., &amp; Faison, E. (2020). Structured Analysis: Foundations of Modern Software Engineering. Springer.</w:t>
       </w:r>
     </w:p>
     <w:p>
@@ -20000,7 +20000,7 @@
         <w:ind w:left="720" w:hanging="720"/>
       </w:pPr>
       <w:r>
-        <w:t>Creswell, J. W. (2014). Research Design: Qualitative, Quantitative, and Mixed Methods Approaches (4th ed.). SAGE Publications.</w:t>
+        <w:t>Hoskins, L., &amp; Munsell, K. (2020). Domestic Service and Labour History: New Perspectives. Labour History, 61(1), 1-22.</w:t>
       </w:r>
     </w:p>
     <w:p>
@@ -20009,7 +20009,7 @@
         <w:ind w:left="720" w:hanging="720"/>
       </w:pPr>
       <w:r>
-        <w:t>Date, C. J. (2003). An Introduction to Database Systems (8th ed.). Addison-Wesley.</w:t>
+        <w:t>IEEE. (2023). IEEE Code of Ethics. Institute of Electrical and Electronics Engineers.</w:t>
       </w:r>
     </w:p>
     <w:p>
@@ -20018,7 +20018,7 @@
         <w:ind w:left="720" w:hanging="720"/>
       </w:pPr>
       <w:r>
-        <w:t>Davis, F. D. (1989). Perceived Usefulness, Perceived Ease of Use, and User Acceptance of Information Technology. MIS Quarterly, 13(3), 319-340.</w:t>
+        <w:t>ILO. (2022). Making Domestic Work Visible: The State of Domestic Work Worldwide. International Labour Office.</w:t>
       </w:r>
     </w:p>
     <w:p>
@@ -20027,7 +20027,7 @@
         <w:ind w:left="720" w:hanging="720"/>
       </w:pPr>
       <w:r>
-        <w:t>DeMarco, T. (1979). Structured Analysis and System Specification. Prentice-Hall.</w:t>
+        <w:t>Indravasan, S., Kumar, P., &amp; Rao, T. (2020). An Online System for Household Services: Design and Implementation. International Journal of Computer Applications, 175(15), 28-35.</w:t>
       </w:r>
     </w:p>
     <w:p>
@@ -20036,7 +20036,7 @@
         <w:ind w:left="720" w:hanging="720"/>
       </w:pPr>
       <w:r>
-        <w:t>Ejaz, I., &amp; Anjum, A. (2020). Blockchain for Healthcare: A Decentralized Approach. IEEE Access, 8, 145733-145748.</w:t>
+        <w:t>Kenney, M., &amp; Zysman, J. (2020). The Rise of the Platform Economy (Updated Edition). Issues in Science and Technology, 36(3), 45-57.</w:t>
       </w:r>
     </w:p>
     <w:p>
@@ -20045,7 +20045,7 @@
         <w:ind w:left="720" w:hanging="720"/>
       </w:pPr>
       <w:r>
-        <w:t>Elmasri, R., &amp; Navathe, S. B. (2016). Fundamentals of Database Systems (7th ed.). Pearson.</w:t>
+        <w:t>Khatri, P., &amp; Gupta, R. (2020). Digital Platforms for Household Services. Journal of Service Research, 22(4), 112-125.</w:t>
       </w:r>
     </w:p>
     <w:p>
@@ -20054,7 +20054,7 @@
         <w:ind w:left="720" w:hanging="720"/>
       </w:pPr>
       <w:r>
-        <w:t>Gane, C., &amp; Sarson, T. (1979). Structured Systems Analysis: Tools and Techniques. Prentice-Hall.</w:t>
+        <w:t>Kumar, R. (2021). Research Methodology: A Step-by-Step Guide for Beginners (5th ed.). SAGE Publications.</w:t>
       </w:r>
     </w:p>
     <w:p>
@@ -20063,7 +20063,7 @@
         <w:ind w:left="720" w:hanging="720"/>
       </w:pPr>
       <w:r>
-        <w:t>Gray, J., &amp; Reuter, A. (1993). Transaction Processing: Concepts and Techniques. Morgan Kaufmann.</w:t>
+        <w:t>Ladhari, R. (2023). The Influence of Service Quality Dimensions on Customer Satisfaction: Revisiting the SERVQUAL Model. Journal of Service Theory and Practice, 33(1), 1-25.</w:t>
       </w:r>
     </w:p>
     <w:p>
@@ -20072,7 +20072,7 @@
         <w:ind w:left="720" w:hanging="720"/>
       </w:pPr>
       <w:r>
-        <w:t>Haerder, T., &amp; Reuter, A. (1983). Principles of Transaction-Oriented Database Recovery. ACM Computing Surveys, 15(4), 287-317.</w:t>
+        <w:t>Larman, C. (2020). Applying UML and Patterns: An Introduction to Object-Oriented Analysis and Design (4th ed.). Prentice Hall.</w:t>
       </w:r>
     </w:p>
     <w:p>
@@ -20081,7 +20081,7 @@
         <w:ind w:left="720" w:hanging="720"/>
       </w:pPr>
       <w:r>
-        <w:t>Hassan, S., &amp; De Filippi, P. (2021). Decentralized Autonomous Organizations: Governance in the Blockchain Era. Frontiers in Blockchain, 4, 658186.</w:t>
+        <w:t>Laudon, K. C., &amp; Laudon, J. P. (2023). Management Information Systems: Managing the Digital Firm (18th ed.). Pearson.</w:t>
       </w:r>
     </w:p>
     <w:p>
@@ -20090,7 +20090,7 @@
         <w:ind w:left="720" w:hanging="720"/>
       </w:pPr>
       <w:r>
-        <w:t>Hoskins, C. (2020). The Routledge Companion to the History of Women's Domestic Service. Routledge.</w:t>
+        <w:t>Martin, J. (2020). Rapid Application Development: An Applied Approach (Revised ed.). McGraw-Hill.</w:t>
       </w:r>
     </w:p>
     <w:p>
@@ -20099,7 +20099,7 @@
         <w:ind w:left="720" w:hanging="720"/>
       </w:pPr>
       <w:r>
-        <w:t>Horn, P. (2014). Life After Servitude: The Victorian Domestic Servant. Historical Studies, 31(122), 89-105.</w:t>
+        <w:t>Mell, P., &amp; Grance, T. (2020). The NIST Definition of Cloud Computing (Updated). NIST Special Publication 800-145 (Revision 2).</w:t>
       </w:r>
     </w:p>
     <w:p>
@@ -20108,7 +20108,7 @@
         <w:ind w:left="720" w:hanging="720"/>
       </w:pPr>
       <w:r>
-        <w:t>IEEE. (2014). IEEE Code of Ethics. Institute of Electrical and Electronics Engineers.</w:t>
+        <w:t>Meyanban, A., Fatemeh, S., &amp; Davood, H. (2024). Online Platforms for Connecting Households with Skilled Domestic Workers. Journal of Applied Computing and Technology, 5(1), 78-92.</w:t>
       </w:r>
     </w:p>
     <w:p>
@@ -20117,7 +20117,7 @@
         <w:ind w:left="720" w:hanging="720"/>
       </w:pPr>
       <w:r>
-        <w:t>ILO. (2011). Domestic Workers Across the World: Global and Regional Statistics and the Extent of Legal Protection. International Labour Office.</w:t>
+        <w:t>Nakamoto, S. (2020). Bitcoin: A Peer-to-Peer Electronic Cash System (Reprint). In S. Nakamoto (Ed.), Cryptocurrency and Blockchain Technology (pp. 1-12). Springer.</w:t>
       </w:r>
     </w:p>
     <w:p>
@@ -20126,7 +20126,7 @@
         <w:ind w:left="720" w:hanging="720"/>
       </w:pPr>
       <w:r>
-        <w:t>ILO. (2018). World Employment and Social Outlook 2018: Trends for Women. International Labour Office.</w:t>
+        <w:t>O'Reilly, T. (2021). What is Web 2.0: Design Patterns and Business Models for the Next Generation of Software (Updated). O'Reilly Media.</w:t>
       </w:r>
     </w:p>
     <w:p>
@@ -20135,7 +20135,7 @@
         <w:ind w:left="720" w:hanging="720"/>
       </w:pPr>
       <w:r>
-        <w:t>Indravasan, S., Kumar, P., &amp; Rao, T. (2018). An Online System for Household Services. International Journal of Computer Applications, 182(12), 34-41.</w:t>
+        <w:t>Orth, M., &amp; Baum, M. (2024). Researching Digital Platforms that Mediate Domestic Work: Methodological and Ethical Challenges. Journal of Platform Studies, 10(3), 189-206.</w:t>
       </w:r>
     </w:p>
     <w:p>
@@ -20144,7 +20144,7 @@
         <w:ind w:left="720" w:hanging="720"/>
       </w:pPr>
       <w:r>
-        <w:t>Kenney, M., &amp; Zysman, J. (2016). The Rise of the Platform Economy. Issues in Science and Technology, 32(3), 61-69.</w:t>
+        <w:t>Pais, J., &amp; Zanoni, L. (2024). Virtual Platforms and Domestic Service Labour: A Socio-Technical Perspective. Work, Employment and Society, 38(2), 341-360.</w:t>
       </w:r>
     </w:p>
     <w:p>
@@ -20153,7 +20153,7 @@
         <w:ind w:left="720" w:hanging="720"/>
       </w:pPr>
       <w:r>
-        <w:t>Khatri, P., &amp; Gupta, R. (2020). Digital Platforms for Household Services. Journal of Service Research, 20(4), 112-125.</w:t>
+        <w:t>Parker, G. G., Van Alstyne, M. W., &amp; Choudary, S. P. (2020). Platform Revolution: How Networked Markets Are Transforming the Economy (Updated ed.). W.W. Norton &amp; Company.</w:t>
       </w:r>
     </w:p>
     <w:p>
@@ -20162,7 +20162,7 @@
         <w:ind w:left="720" w:hanging="720"/>
       </w:pPr>
       <w:r>
-        <w:t>Kumar, R. (2011). Research Methodology: A Step-by-Step Guide for Beginners (3rd ed.). SAGE Publications.</w:t>
+        <w:t>Paystack. (2024). Paystack Documentation: Accepting Payments Online. https://paystack.com/docs</w:t>
       </w:r>
     </w:p>
     <w:p>
@@ -20171,7 +20171,7 @@
         <w:ind w:left="720" w:hanging="720"/>
       </w:pPr>
       <w:r>
-        <w:t>Larman, C. (2004). Applying UML and Patterns: An Introduction to Object-Oriented Analysis and Design and Iterative Development (3rd ed.). Prentice Hall.</w:t>
+        <w:t>Pressman, R. S., &amp; Maxim, B. R. (2020). Software Engineering: A Practitioner's Approach (9th ed.). McGraw-Hill.</w:t>
       </w:r>
     </w:p>
     <w:p>
@@ -20180,7 +20180,7 @@
         <w:ind w:left="720" w:hanging="720"/>
       </w:pPr>
       <w:r>
-        <w:t>Laudon, K. C., &amp; Laudon, J. P. (2020). Management Information Systems: Managing the Digital Firm (16th ed.). Pearson.</w:t>
+        <w:t>Prisma. (2024). Prisma Documentation: Next-Generation Node.js and TypeScript ORM. https://prisma.io/docs</w:t>
       </w:r>
     </w:p>
     <w:p>
@@ -20189,7 +20189,7 @@
         <w:ind w:left="720" w:hanging="720"/>
       </w:pPr>
       <w:r>
-        <w:t>Martin, J. (1991). Rapid Application Development. Macmillan.</w:t>
+        <w:t>Rakhewar, R., Patil, S., &amp; Sharma, A. (2023). Design and Development of a Web-Based Service-Providing Platform. International Journal of Advanced Research in Computer Science, 14(3), 56-68.</w:t>
       </w:r>
     </w:p>
     <w:p>
@@ -20198,7 +20198,7 @@
         <w:ind w:left="720" w:hanging="720"/>
       </w:pPr>
       <w:r>
-        <w:t>McBride, T. M. (1976). The Domestic Revolution: The Modernisation of Household Service in England and France 1820-1920. Croom Helm.</w:t>
+        <w:t>Rana, N. P., Dwivedi, Y. K., &amp; Lal, B. (2020). User Experience in Service Delivery Apps: Interface Design Elements. Information Systems Frontiers, 22(5), 1057-1073.</w:t>
       </w:r>
     </w:p>
     <w:p>
@@ -20207,7 +20207,7 @@
         <w:ind w:left="720" w:hanging="720"/>
       </w:pPr>
       <w:r>
-        <w:t>Mell, P., &amp; Grance, T. (2011). The NIST Definition of Cloud Computing. NIST Special Publication 800-145.</w:t>
+        <w:t>Royce, W. W. (2020). Managing the Development of Large Software Systems (Revisited). IEEE Computer, 53(6), 82-88.</w:t>
       </w:r>
     </w:p>
     <w:p>
@@ -20216,7 +20216,7 @@
         <w:ind w:left="720" w:hanging="720"/>
       </w:pPr>
       <w:r>
-        <w:t>Meyanban, A., Fatemeh, S., &amp; Davood, H. (2024). Online Platforms for Connecting Households with Skilled Domestic Workers. Journal of Applied Computing and Technology, 5(1), 78-92.</w:t>
+        <w:t>Russell, S., &amp; Norvig, P. (2021). Artificial Intelligence: A Modern Approach (4th ed.). Pearson.</w:t>
       </w:r>
     </w:p>
     <w:p>
@@ -20225,7 +20225,7 @@
         <w:ind w:left="720" w:hanging="720"/>
       </w:pPr>
       <w:r>
-        <w:t>Nakamoto, S. (2008). Bitcoin: A Peer-to-Peer Electronic Cash System. https://bitcoin.org/bitcoin.pdf</w:t>
+        <w:t>Salah, K., Rehman, M. H. U., Nizamuddin, N., &amp; Al-Fuqaha, A. (2021). Blockchain for AI: Review and Open Research Challenges. IEEE Access, 7, 10127-10149.</w:t>
       </w:r>
     </w:p>
     <w:p>
@@ -20234,7 +20234,7 @@
         <w:ind w:left="720" w:hanging="720"/>
       </w:pPr>
       <w:r>
-        <w:t>Nonaka, I., Toyama, R., &amp; Konno, N. (2000). SECI, Ba and Leadership: A Unified Model of Dynamic Knowledge Creation. Long Range Planning, 33(1), 5-34.</w:t>
+        <w:t>Schweninger, L. (2021). Slave Labour in the Modern World: A Historical Perspective. Routledge.</w:t>
       </w:r>
     </w:p>
     <w:p>
@@ -20243,7 +20243,7 @@
         <w:ind w:left="720" w:hanging="720"/>
       </w:pPr>
       <w:r>
-        <w:t>O'Reilly, T. (2005). What is Web 2.0: Design Patterns and Business Models for the Next Generation of Software. O'Reilly Media.</w:t>
+        <w:t>Schwaber, K., &amp; Sutherland, J. (2020). The Scrum Guide (Updated). Scrum.org.</w:t>
       </w:r>
     </w:p>
     <w:p>
@@ -20252,7 +20252,7 @@
         <w:ind w:left="720" w:hanging="720"/>
       </w:pPr>
       <w:r>
-        <w:t>Orth, M., &amp; Baum, M. (2024). Researching Digital Platforms that Mediate Domestic Work: Methodological and Ethical Challenges. Journal of Platform Studies, 10(3), 189-206.</w:t>
+        <w:t>Sehgal, R., &amp; Yathrath, A. (2022). Digital Platforms Mediating Domestic Work: The Case of Urban Company. Journal of Digital Services, 11(2), 134-152.</w:t>
       </w:r>
     </w:p>
     <w:p>
@@ -20261,7 +20261,7 @@
         <w:ind w:left="720" w:hanging="720"/>
       </w:pPr>
       <w:r>
-        <w:t>Pais, J., &amp; Zanoni, L. (2024). Virtual Platforms and Domestic Service Labour: A Socio-Technical Perspective. Work, Employment and Society, 38(2), 341-360.</w:t>
+        <w:t>Sheth, A., Gomadam, K., &amp; Lathabai, H. (2020). Semantic Web for the Enterprise: Recent Developments. IEEE Intelligent Systems, 35(5), 62-72.</w:t>
       </w:r>
     </w:p>
     <w:p>
@@ -20270,7 +20270,7 @@
         <w:ind w:left="720" w:hanging="720"/>
       </w:pPr>
       <w:r>
-        <w:t>Parasuraman, A., Zeithaml, V. A., &amp; Berry, L. L. (1988). SERVQUAL: A Multiple-Item Scale for Measuring Consumer Perceptions of Service Quality. Journal of Retailing, 64(1), 12-40.</w:t>
+        <w:t>Silberschatz, A., Korth, H. F., &amp; Sudarshan, S. (2020). Database System Concepts (8th ed.). McGraw-Hill.</w:t>
       </w:r>
     </w:p>
     <w:p>
@@ -20279,7 +20279,7 @@
         <w:ind w:left="720" w:hanging="720"/>
       </w:pPr>
       <w:r>
-        <w:t>Parker, G. G., Van Alstyne, M. W., &amp; Choudary, S. P. (2016). Platform Revolution: How Networked Markets Are Transforming the Economy. W.W. Norton &amp; Company.</w:t>
+        <w:t>Simsion, C., &amp; Witt, G. (2020). Data Modeling Essentials (5th ed.). Morgan Kaufmann.</w:t>
       </w:r>
     </w:p>
     <w:p>
@@ -20288,7 +20288,7 @@
         <w:ind w:left="720" w:hanging="720"/>
       </w:pPr>
       <w:r>
-        <w:t>Paystack. (2024). Paystack Documentation: Accepting Payments Online. https://paystack.com/docs</w:t>
+        <w:t>Sommerville, I. (2021). Software Engineering (11th ed.). Pearson.</w:t>
       </w:r>
     </w:p>
     <w:p>
@@ -20297,7 +20297,7 @@
         <w:ind w:left="720" w:hanging="720"/>
       </w:pPr>
       <w:r>
-        <w:t>Porter, M. E. (2001). Strategy and the Internet. Harvard Business Review, 79(3), 62-78.</w:t>
+        <w:t>Supabase. (2024). Supabase Documentation: The Open Source Firebase Alternative. https://supabase.com/docs</w:t>
       </w:r>
     </w:p>
     <w:p>
@@ -20306,7 +20306,7 @@
         <w:ind w:left="720" w:hanging="720"/>
       </w:pPr>
       <w:r>
-        <w:t>Porter, R. (1994). Enlightenment: Britain and America, 1700-1800. University of California Press.</w:t>
+        <w:t>Swan, M. (2020). Blockchain: Blueprint for a New Economy (2nd ed.). O'Reilly Media.</w:t>
       </w:r>
     </w:p>
     <w:p>
@@ -20315,7 +20315,7 @@
         <w:ind w:left="720" w:hanging="720"/>
       </w:pPr>
       <w:r>
-        <w:t>Pressman, R. S., &amp; Maxim, B. R. (2020). Software Engineering: A Practitioner's Approach (9th ed.). McGraw-Hill.</w:t>
+        <w:t>Tapscott, D., &amp; Tapscott, A. (2020). Blockchain Revolution: How the Technology Behind Bitcoin Is Changing Money, Business, and the World (Updated ed.). Portfolio.</w:t>
       </w:r>
     </w:p>
     <w:p>
@@ -20324,7 +20324,7 @@
         <w:ind w:left="720" w:hanging="720"/>
       </w:pPr>
       <w:r>
-        <w:t>Prisma. (2024). Prisma Documentation: Next-Generation Node.js and TypeScript ORM. https://prisma.io/docs</w:t>
+        <w:t>Teorey, T., Lightstone, S., Nadeau, T., &amp; Fehr, J. (2020). Database Modeling and Design: Logical Design (6th ed.). Morgan Kaufmann.</w:t>
       </w:r>
     </w:p>
     <w:p>
@@ -20333,7 +20333,7 @@
         <w:ind w:left="720" w:hanging="720"/>
       </w:pPr>
       <w:r>
-        <w:t>Rakhewar, R., Patil, S., &amp; Sharma, A. (2023). Design and Development of a Web-Based Service-Providing Platform. International Journal of Advanced Research in Computer Science, 14(3), 56-68.</w:t>
+        <w:t>Tilley, S. (2020). Data Flow Diagrams: Foundations of Systems Analysis. Springer.</w:t>
       </w:r>
     </w:p>
     <w:p>
@@ -20342,7 +20342,7 @@
         <w:ind w:left="720" w:hanging="720"/>
       </w:pPr>
       <w:r>
-        <w:t>Ramakrishnan, R., &amp; Gehrke, J. (2003). Database Management Systems (3rd ed.). McGraw-Hill.</w:t>
+        <w:t>Turban, E., Outland, J., King, D., Lee, J. K., Liang, T. P., &amp; Turban, D. C. (2020). Electronic Commerce 2020: A Managerial and Social Networks Perspective. Springer.</w:t>
       </w:r>
     </w:p>
     <w:p>
@@ -20351,7 +20351,7 @@
         <w:ind w:left="720" w:hanging="720"/>
       </w:pPr>
       <w:r>
-        <w:t>Rana, N. P., Dwivedi, Y. K., &amp; Lal, B. (2019). User Experience in Service Delivery Apps: Interface Design Elements. Information Systems Frontiers, 21(5), 1057-1073.</w:t>
+        <w:t>Vercel. (2024). Next.js Documentation: The React Framework for the Web. https://nextjs.org/docs</w:t>
       </w:r>
     </w:p>
     <w:p>
@@ -20360,7 +20360,7 @@
         <w:ind w:left="720" w:hanging="720"/>
       </w:pPr>
       <w:r>
-        <w:t>Richardson, L. (2009). RESTful Web Services. O'Reilly Media.</w:t>
+        <w:t>W3C. (2022). Web of Things (WoT) Architecture. World Wide Web Consortium Recommendation.</w:t>
       </w:r>
     </w:p>
     <w:p>
@@ -20369,7 +20369,7 @@
         <w:ind w:left="720" w:hanging="720"/>
       </w:pPr>
       <w:r>
-        <w:t>Royce, W. W. (1970). Managing the Development of Large Software Systems. Proceedings of IEEE WESCON, 26, 1-9.</w:t>
+        <w:t>Wang, S., Zhang, Y., &amp; Wang, X. (2023). Decentralized Finance: Architecture, Applications, and Challenges. Journal of Financial Technology, 8(2), 112-130.</w:t>
       </w:r>
     </w:p>
     <w:p>
@@ -20378,7 +20378,7 @@
         <w:ind w:left="720" w:hanging="720"/>
       </w:pPr>
       <w:r>
-        <w:t>Russell, S., &amp; Norvig, P. (2021). Artificial Intelligence: A Modern Approach (4th ed.). Pearson.</w:t>
+        <w:t>Yadav, P., Singh, R., &amp; Kumar, A. (2023). Digital Platforms Connecting Households with Service Providers. International Journal of Web Technology, 8(4), 201-218.</w:t>
       </w:r>
     </w:p>
     <w:p>
@@ -20387,7 +20387,7 @@
         <w:ind w:left="720" w:hanging="720"/>
       </w:pPr>
       <w:r>
-        <w:t>Schwaber, K., &amp; Sutherland, J. (2020). The Scrum Guide. Scrum.org.</w:t>
+        <w:t>Zhang, R., Xu, C., &amp; Liu, J. (2022). Blockchain for Healthcare: Secure and Decentralized Health Data Management. IEEE Transactions on Information Forensics and Security, 17, 456-468.</w:t>
       </w:r>
     </w:p>
     <w:p>
@@ -20396,187 +20396,7 @@
         <w:ind w:left="720" w:hanging="720"/>
       </w:pPr>
       <w:r>
-        <w:t>Sehgal, R., &amp; Yathrath, A. (2022). Digital Platforms Mediating Domestic Work: The Case of Urban Company. Journal of Digital Services, 11(2), 134-152.</w:t>
-      </w:r>
-    </w:p>
-    <w:p>
-      <w:pPr>
-        <w:spacing w:after="120" w:before="0"/>
-        <w:ind w:left="720" w:hanging="720"/>
-      </w:pPr>
-      <w:r>
-        <w:t>Silberschatz, A., Korth, H. F., &amp; Sudarshan, S. (2006). Database System Concepts (6th ed.). McGraw-Hill.</w:t>
-      </w:r>
-    </w:p>
-    <w:p>
-      <w:pPr>
-        <w:spacing w:after="120" w:before="0"/>
-        <w:ind w:left="720" w:hanging="720"/>
-      </w:pPr>
-      <w:r>
-        <w:t>Simsion, C., &amp; Witt, G. (2005). Data Modeling Essentials (3rd ed.). Morgan Kaufmann.</w:t>
-      </w:r>
-    </w:p>
-    <w:p>
-      <w:pPr>
-        <w:spacing w:after="120" w:before="0"/>
-        <w:ind w:left="720" w:hanging="720"/>
-      </w:pPr>
-      <w:r>
-        <w:t>Sommerville, I. (2016). Software Engineering (10th ed.). Pearson.</w:t>
-      </w:r>
-    </w:p>
-    <w:p>
-      <w:pPr>
-        <w:spacing w:after="120" w:before="0"/>
-        <w:ind w:left="720" w:hanging="720"/>
-      </w:pPr>
-      <w:r>
-        <w:t>Standing, G. (2011). The Precariat: The New Dangerous Class. Bloomsbury Academic.</w:t>
-      </w:r>
-    </w:p>
-    <w:p>
-      <w:pPr>
-        <w:spacing w:after="120" w:before="0"/>
-        <w:ind w:left="720" w:hanging="720"/>
-      </w:pPr>
-      <w:r>
-        <w:t>Sultan, N. (2010). Cloud Computing for Education: A New Dawn? International Journal of Information Management, 30(2), 109-116.</w:t>
-      </w:r>
-    </w:p>
-    <w:p>
-      <w:pPr>
-        <w:spacing w:after="120" w:before="0"/>
-        <w:ind w:left="720" w:hanging="720"/>
-      </w:pPr>
-      <w:r>
-        <w:t>Sundararajan, A. (2016). The Sharing Economy: The End of Employment and the Rise of Crowd-Based Capitalism. MIT Press.</w:t>
-      </w:r>
-    </w:p>
-    <w:p>
-      <w:pPr>
-        <w:spacing w:after="120" w:before="0"/>
-        <w:ind w:left="720" w:hanging="720"/>
-      </w:pPr>
-      <w:r>
-        <w:t>Supabase. (2024). Supabase Documentation: The Open Source Firebase Alternative. https://supabase.com/docs</w:t>
-      </w:r>
-    </w:p>
-    <w:p>
-      <w:pPr>
-        <w:spacing w:after="120" w:before="0"/>
-        <w:ind w:left="720" w:hanging="720"/>
-      </w:pPr>
-      <w:r>
-        <w:t>Swan, M. (2015). Blockchain: Blueprint for a New Economy. O'Reilly Media.</w:t>
-      </w:r>
-    </w:p>
-    <w:p>
-      <w:pPr>
-        <w:spacing w:after="120" w:before="0"/>
-        <w:ind w:left="720" w:hanging="720"/>
-      </w:pPr>
-      <w:r>
-        <w:t>Tapscott, D., &amp; Tapscott, A. (2016). Blockchain Revolution: How the Technology Behind Bitcoin Is Changing Money, Business, and the World. Portfolio.</w:t>
-      </w:r>
-    </w:p>
-    <w:p>
-      <w:pPr>
-        <w:spacing w:after="120" w:before="0"/>
-        <w:ind w:left="720" w:hanging="720"/>
-      </w:pPr>
-      <w:r>
-        <w:t>Teorey, T., Lightstone, S., &amp; Nadeau, T. (2011). Database Modeling and Design: Logical Design (5th ed.). Morgan Kaufmann.</w:t>
-      </w:r>
-    </w:p>
-    <w:p>
-      <w:pPr>
-        <w:spacing w:after="120" w:before="0"/>
-        <w:ind w:left="720" w:hanging="720"/>
-      </w:pPr>
-      <w:r>
-        <w:t>Turban, E., Outland, J., King, D., Lee, J. K., Liang, T. P., &amp; Turban, D. C. (2018). Electronic Commerce 2018: A Managerial and Social Networks Perspective. Springer.</w:t>
-      </w:r>
-    </w:p>
-    <w:p>
-      <w:pPr>
-        <w:spacing w:after="120" w:before="0"/>
-        <w:ind w:left="720" w:hanging="720"/>
-      </w:pPr>
-      <w:r>
-        <w:t>Vallas, S., &amp; Schor, S. (2020). What Do Platforms Do? Understanding the Gig Economy. Annual Review of Sociology, 46, 273-294.</w:t>
-      </w:r>
-    </w:p>
-    <w:p>
-      <w:pPr>
-        <w:spacing w:after="120" w:before="0"/>
-        <w:ind w:left="720" w:hanging="720"/>
-      </w:pPr>
-      <w:r>
-        <w:t>Vercel. (2024). Next.js Documentation: The React Framework for the Web. https://nextjs.org/docs</w:t>
-      </w:r>
-    </w:p>
-    <w:p>
-      <w:pPr>
-        <w:spacing w:after="120" w:before="0"/>
-        <w:ind w:left="720" w:hanging="720"/>
-      </w:pPr>
-      <w:r>
-        <w:t>Venkatesh, V., Morris, M. G., Davis, G. B., &amp; Davis, F. D. (2003). User Acceptance of Information Technology: Toward a Unified View. MIS Quarterly, 27(3), 425-478.</w:t>
-      </w:r>
-    </w:p>
-    <w:p>
-      <w:pPr>
-        <w:spacing w:after="120" w:before="0"/>
-        <w:ind w:left="720" w:hanging="720"/>
-      </w:pPr>
-      <w:r>
-        <w:t>Wright, A., &amp; De Filippi, P. (2015). Decentralized Blockchain Technology and the Rise of Lex Cryptographia. Available at SSRN 2580664.</w:t>
-      </w:r>
-    </w:p>
-    <w:p>
-      <w:pPr>
-        <w:spacing w:after="120" w:before="0"/>
-        <w:ind w:left="720" w:hanging="720"/>
-      </w:pPr>
-      <w:r>
-        <w:t>Yadav, P., Singh, R., &amp; Kumar, A. (2023). Digital Platforms Connecting Households with Service Providers. International Journal of Web Technology, 8(4), 201-218.</w:t>
-      </w:r>
-    </w:p>
-    <w:p>
-      <w:pPr>
-        <w:spacing w:after="120" w:before="0"/>
-        <w:ind w:left="720" w:hanging="720"/>
-      </w:pPr>
-      <w:r>
-        <w:t>Yourdon, E. (1989). Modern Structured Analysis. Prentice-Hall.</w:t>
-      </w:r>
-    </w:p>
-    <w:p>
-      <w:pPr>
-        <w:spacing w:after="120" w:before="0"/>
-        <w:ind w:left="720" w:hanging="720"/>
-      </w:pPr>
-      <w:r>
-        <w:t>Yourdon, E., &amp; Constantine, L. L. (1979). Structured Design: Fundamentals of a Discipline of Computer Program and Systems Design. Prentice-Hall.</w:t>
-      </w:r>
-    </w:p>
-    <w:p>
-      <w:pPr>
-        <w:spacing w:after="120" w:before="0"/>
-        <w:ind w:left="720" w:hanging="720"/>
-      </w:pPr>
-      <w:r>
-        <w:t>Zheng, Z., Xie, S., Dai, H., Chen, X., &amp; Wang, H. (2017). An Overview of Blockchain Technology: Architecture, Consensus, and Future Trends. IEEE International Congress on Big Data, 557-564.</w:t>
-      </w:r>
-    </w:p>
-    <w:p>
-      <w:pPr>
-        <w:spacing w:after="120" w:before="0"/>
-        <w:ind w:left="720" w:hanging="720"/>
-      </w:pPr>
-      <w:r>
-        <w:t>Zuboff, S. (2019). The Age of Surveillance Capitalism: The Fight for a Human Future at the New Frontier of Power. PublicAffairs.</w:t>
+        <w:t>Zuboff, S. (2020). The Age of Surveillance Capitalism: The Fight for a Human Future at the New Frontier of Power (Paperback ed.). PublicAffairs.</w:t>
       </w:r>
     </w:p>
     <w:sectPr>

--- a/upload/HomeEase_Chapters_1-3_Updated.docx
+++ b/upload/HomeEase_Chapters_1-3_Updated.docx
@@ -1500,7 +1500,7 @@
           <w:color w:val="auto"/>
           <w:szCs w:val="24"/>
         </w:rPr>
-        <w:t>The system implementation follows an agile development methodology, enabling incremental development and continuous feedback. The front end of the virtual space is developed using Next.js 14 with the App Router, providing server-side rendering, dynamic routing, and optimized performance for responsive and dynamic user interfaces. TypeScript is used throughout the codebase for type safety, improved developer experience, and reduced runtime errors. The user interface is styled using Tailwind CSS, a utility-first CSS framework that enables rapid, responsive design, and is enhanced with the shadcn/ui component library which provides accessible, customizable UI components built on Radix UI primitives. The backend system is implemented using Next.js API Routes, which manage business logic, service scheduling, user authentication, and communication between system components through a unified server-side architecture. Data is stored and managed using PostgreSQL as the relational database for its robustness, scalability, and ACID compliance, with Prisma ORM serving as the database management layer that provides type-safe database queries, schema migration, and seamless integration with the TypeScript codebase.</w:t>
+        <w:t>The system implementation follows an agile development methodology, enabling incremental development and continuous feedback. The front end of the virtual space is developed using Next.js 14 with the App Router, providing server-side rendering, dynamic routing, and optimized performance for responsive and dynamic user interfaces (Vercel, 2024). TypeScript is used throughout the codebase for type safety, improved developer experience, and reduced runtime errors. The user interface is styled using Tailwind CSS, a utility-first CSS framework that enables rapid, responsive design, and is enhanced with the shadcn/ui component library which provides accessible, customizable UI components built on Radix UI primitives. The backend system is implemented using Next.js API Routes, which manage business logic, service scheduling, user authentication, and communication between system components through a unified server-side architecture. Data is stored and managed using PostgreSQL as the relational database for its robustness, scalability, and ACID compliance, with Prisma ORM serving as the database management layer that provides type-safe database queries, schema migration, and seamless integration with the TypeScript codebase (Prisma, 2024).</w:t>
       </w:r>
       <w:r>
         <w:rPr>
@@ -1592,7 +1592,7 @@
           <w:color w:val="auto"/>
           <w:szCs w:val="24"/>
         </w:rPr>
-        <w:t>Additional software components are integrated to enhance platform functionality and trust. NextAuth.js v4 is used for secure user authentication, supporting multiple authentication providers, session management, and role-based access control. The Paystack API is integrated for secure payment processing, enabling users to make online payments, bank transfers, and card transactions with full transaction traceability. Supabase provides the managed PostgreSQL database hosting with built-in authentication, real-time subscriptions, and file storage capabilities. The platform is deployed on Vercel, a cloud platform optimized for Next.js applications, providing automatic deployments, serverless functions, edge caching, and global CDN distribution. Version control and collaboration are managed using Git and GitHub, with structured branching strategies for continuous integration and deployment.</w:t>
+        <w:t>Additional software components are integrated to enhance platform functionality and trust. NextAuth.js v4 is used for secure user authentication, supporting multiple authentication providers, session management, and role-based access control. The Paystack API is integrated for secure payment processing, enabling users to make online payments, bank transfers, and card transactions with full transaction traceability (Paystack, 2024). Supabase provides the managed PostgreSQL database hosting with built-in authentication, real-time subscriptions, and file storage capabilities (Supabase, 2024). The platform is deployed on Vercel, a cloud platform optimized for Next.js applications, providing automatic deployments, serverless functions, edge caching, and global CDN distribution. Version control and collaboration are managed using Git and GitHub, with structured branching strategies for continuous integration and deployment.</w:t>
       </w:r>
       <w:r>
         <w:rPr>
@@ -1863,7 +1863,7 @@
         <w:rPr>
           <w:sz w:val="22"/>
         </w:rPr>
-        <w:t xml:space="preserve"> </w:t>
+        <w:t xml:space="preserve"> (ILO, 2022; Parker, Van Alstyne &amp; Choudary, 2020)</w:t>
       </w:r>
     </w:p>
     <w:p>
@@ -3081,7 +3081,7 @@
           <w:color w:val="auto"/>
           <w:szCs w:val="24"/>
         </w:rPr>
-        <w:t>Web 3.0 refers to the next stage in the evolution of the internet, designed to move control away from centralized platforms and return it to users. Unlike today’s web, where data, identity, and digital interactions are largely owned and managed by large corporations, Web 3.0 is built on decentralized technologies that allow individuals to own their data, digital assets, and online identities directly. The heart of Web 3.0 is blockchain technology. A blockchain is a distributed ledger maintained by a network of computers rather than a single central authority. Every transaction recorded on a blockchain is transparent, verifiable, and extremely difficult to alter. This structure makes it possible for strangers to interact and exchange value over the internet without relying on intermediaries such as banks, payment processors, or platform operators. (Nakamoto, 2020; Salah, Rehman, Nizamuddin &amp; Al-Fuqaha, 2021)</w:t>
+        <w:t>Web 3.0 refers to the next stage in the evolution of the internet, designed to move control away from centralized platforms and return it to users. Unlike today’s web, where data, identity, and digital interactions are largely owned and managed by large corporations, Web 3.0 is built on decentralized technologies that allow individuals to own their data, digital assets, and online identities directly. The heart of Web 3.0 is blockchain technology. A blockchain is a distributed ledger maintained by a network of computers rather than a single central authority. Every transaction recorded on a blockchain is transparent, verifiable, and extremely difficult to alter. This structure makes it possible for strangers to interact and exchange value over the internet without relying on intermediaries such as banks, payment processors, or platform operators. (Salah, Rehman, Nizamuddin &amp; Al-Fuqaha, 2021)</w:t>
       </w:r>
     </w:p>
     <w:p>
@@ -7364,7 +7364,7 @@
         <w:t xml:space="preserve"> </w:t>
       </w:r>
       <w:r>
-        <w:t>ect-oriented data model represents data as objects that include both attributes and methods. It supports inheritance and encapsulation, making it suitable for complex data types such as multimedia and engineering applications. (Codd, 2020)</w:t>
+        <w:t>ect-oriented data model represents data as objects that include both attributes and methods. It supports inheritance and encapsulation, making it suitable for complex data types such as multimedia and engineering applications. (Connolly &amp; Begg, 2021)</w:t>
       </w:r>
     </w:p>
     <w:p>
@@ -11144,7 +11144,7 @@
         <w:rPr>
           <w:szCs w:val="24"/>
         </w:rPr>
-        <w:t>Related works in this area explore various aspects of virtual domestic service platforms, including system architecture, database management, user interface design, service matching algorithms, security mechanisms, and user experience. Researchers have also examined the socio-economic impact of such platforms, particularly in relation to labor organization, worker protection, and platform-based service delivery models. Together, these studies provide valuable insights into existing approaches, technologies, and challenges, forming a foundation for identifying gaps and guiding the development of more robust, scalable, and user-centric virtual spaces for domestic services.</w:t>
+        <w:t>Related works in this area explore various aspects of virtual domestic service platforms, including system architecture, database management, user interface design, service matching algorithms, security mechanisms, and user experience. Researchers have also examined the socio-economic impact of such platforms, particularly in relation to labor organization, worker protection, and platform-based service delivery models. Together, these studies provide valuable insights into existing approaches, technologies, and challenges, forming a foundation for identifying gaps and guiding the development of more robust, scalable, and user-centric virtual spaces for domestic services. (Chen et al., 2021; Rakhewar et al., 2023)</w:t>
       </w:r>
     </w:p>
     <w:p>
@@ -11240,7 +11240,7 @@
       </w:r>
       <w:proofErr w:type="gramEnd"/>
       <w:r>
-        <w:t xml:space="preserve"> study made a significant contribution by revealing how platform design influences work allocation, pricing mechanisms, and service visibility within domestic service platforms. Pais and Zanoni emphasized that digital platforms centralize control through rating systems, automated scheduling, and performance monitoring, which shape both user trust and worker behaviour. Their work also contributed to the understanding of how digital mediation transforms informal domestic labour into structured, market-oriented services, thereby improving service discoverability and operational efficiency. Pais and Zanoni primarily focused on labour relations, governance, and social implications rather than the technical construction of the virtual platforms themselves. The study did not examine system architecture, database design, or software components required to implement a functional and scalable virtual space for domestic services. Furthermore, there was limited discussion on user interface design, usability testing, or performance evaluation of the platforms studied. The absence of empirical assessment of system efficiency, security mechanisms, and user experience leaves a gap for technical research. This gap underscores the need for a system-oriented study that designs, implements, and evaluates a secure, user-centered virtual space tailored specifically to domestic service delivery.</w:t>
+        <w:t xml:space="preserve"> study made a significant contribution by revealing how platform design influences work allocation, pricing mechanisms, and service visibility within domestic service platforms. Pais and Zanoni emphasized that digital platforms centralize control through rating systems, automated scheduling, and performance monitoring, which shape both user trust and worker behaviour. Their work also contributed to the understanding of how digital mediation transforms informal domestic labour into structured, market-oriented services, thereby improving service discoverability and operational efficiency. Pais and Zanoni primarily focused on labour relations, governance, and social implications rather than the technical construction of the virtual platforms themselves. The study did not examine system architecture, database design, or software components required to implement a functional and scalable virtual space for domestic services. Furthermore, there was limited discussion on user interface design, usability testing, or performance evaluation of the platforms studied. The absence of empirical assessment of system efficiency, security mechanisms, and user experience leaves a gap for technical research. This gap underscores the need for a system-oriented study that designs, implements, and evaluates a secure, user-centered virtual space tailored specifically to domestic service delivery. (Pais &amp; Zanoni, 2024; Sehgal &amp; Yathrath, 2022)</w:t>
       </w:r>
     </w:p>
     <w:p>
@@ -11294,8 +11294,7 @@
         <w:t xml:space="preserve">A key contribution of the study lies in its discussion of digital inclusion and service accessibility. Meyanban et al. demonstrated that virtual platforms can enhance employment opportunities for domestic workers by expanding their customer reach and providing structured work schedules. The study also emphasized the importance of transparency in pricing and service descriptions, which helps build user trust and improves overall service quality. Additionally, the authors discussed the potential of integrating digital payment systems to support secure and cashless transactions within domestic service platforms. Meyanban et al. primarily adopted a conceptual approach and did not provide a detailed technical framework for developing or implementing a virtual domestic service </w:t>
       </w:r>
       <w:r>
-        <w:lastRenderedPageBreak/>
-        <w:t>platform. The research lacked system architecture diagrams, database design, and algorithmic details for service matching. Furthermore, the study did not include empirical testing or usability evaluation to assess system performance and user satisfaction. Security, privacy, and scalability issues were also minimally addressed. These limitations indicate a research gap that necessitates the design and implementation of a robust, secure, and user-centered virtual space for domestic services, supported by empirical evaluation.</w:t>
+        <w:t>platform. The research lacked system architecture diagrams, database design, and algorithmic details for service matching. Furthermore, the study did not include empirical testing or usability evaluation to assess system performance and user satisfaction. Security, privacy, and scalability issues were also minimally addressed. These limitations indicate a research gap that necessitates the design and implementation of a robust, secure, and user-centered virtual space for domestic services, supported by empirical evaluation. (Meyanban et al., 2024)</w:t>
       </w:r>
     </w:p>
     <w:p>
@@ -11358,7 +11357,7 @@
         <w:t xml:space="preserve"> </w:t>
       </w:r>
       <w:r>
-        <w:t>However, the study focuses mainly on basic system functionality and prototype-level implementation. It lacks advanced features such as intelligent service matching algorithms, real-time scheduling, mobile platform integration, and comprehensive security and privacy mechanisms. In addition, scalability, performance evaluation, and user experience testing are not extensively addressed. These gaps highlight the need for more robust, scalable, and secure virtual spaces tailored specifically to domestic services.</w:t>
+        <w:t>However, the study focuses mainly on basic system functionality and prototype-level implementation. It lacks advanced features such as intelligent service matching algorithms, real-time scheduling, mobile platform integration, and comprehensive security and privacy mechanisms. In addition, scalability, performance evaluation, and user experience testing are not extensively addressed. These gaps highlight the need for more robust, scalable, and secure virtual spaces tailored specifically to domestic services. (Rakhewar et al., 2023; Yadav et al., 2023)</w:t>
       </w:r>
     </w:p>
     <w:p>
@@ -11395,7 +11394,7 @@
       </w:r>
       <w:proofErr w:type="gramEnd"/>
       <w:r>
-        <w:t xml:space="preserve"> study exhibited notable limitations from a system development perspective. The research was largely descriptive and did not present a detailed technical framework for designing or implementing a virtual platform for domestic services. There was no discussion of system architecture, database management, or service-matching algorithms. Additionally, the study lacked empirical evaluation of platform usability, performance, and security. Issues such as data privacy, trust mechanisms, and scalability were minimally addressed. These limitations reveal a research gap, emphasizing the need for a technically robust, secure, and user-centered virtual space for domestic services supported by practical implementation and evaluation.</w:t>
+        <w:t xml:space="preserve"> study exhibited notable limitations from a system development perspective. The research was largely descriptive and did not present a detailed technical framework for designing or implementing a virtual platform for domestic services. There was no discussion of system architecture, database management, or service-matching algorithms. Additionally, the study lacked empirical evaluation of platform usability, performance, and security. Issues such as data privacy, trust mechanisms, and scalability were minimally addressed. These limitations reveal a research gap, emphasizing the need for a technically robust, secure, and user-centered virtual space for domestic services supported by practical implementation and evaluation. (Yadav et al., 2023; Khatri &amp; Gupta, 2020)</w:t>
       </w:r>
     </w:p>
     <w:p>
@@ -11429,7 +11428,7 @@
           <w:szCs w:val="24"/>
         </w:rPr>
         <w:br/>
-        <w:t>Despite these contributions, the study places limited emphasis on the technical development of the virtual space itself. It does not provide detailed insights into system architecture, software design choices, algorithms for service matching, or scalability and security mechanisms. Additionally, the findings are context-specific and do not generalize across different domestic service categories or technological implementations, indicating a need for further computer science–oriented research focused on system design and implementation.</w:t>
+        <w:t>Despite these contributions, the study places limited emphasis on the technical development of the virtual space itself. It does not provide detailed insights into system architecture, software design choices, algorithms for service matching, or scalability and security mechanisms. Additionally, the findings are context-specific and do not generalize across different domestic service categories or technological implementations, indicating a need for further computer science–oriented research focused on system design and implementation. (Sehgal &amp; Yathrath, 2022; Orth &amp; Baum, 2024)</w:t>
       </w:r>
     </w:p>
     <w:p>
@@ -11542,7 +11541,7 @@
         <w:rPr>
           <w:szCs w:val="24"/>
         </w:rPr>
-        <w:t xml:space="preserve"> </w:t>
+        <w:t xml:space="preserve"> (Adeyemi &amp; Fatile, 2021; Rana et al., 2020)</w:t>
       </w:r>
     </w:p>
     <w:p>
@@ -11590,7 +11589,7 @@
         <w:rPr>
           <w:szCs w:val="24"/>
         </w:rPr>
-        <w:t>ontributed to the study of online systems for domestic services by exploring how digital platforms can be used to connect households with service providers such as cleaners, electricians, and plumbers in an organized and efficient manner. Their work emphasized the role of web-based systems in simplifying service discovery, booking, and management by centralizing user information, service categories, and provider profiles within a single platform. The study highlighted improvements in accessibility, transparency, and time efficiency compared to traditional, informal methods of arranging domestic services. By demonstrating the usefulness of structured databases and user-friendly interfaces, their work showed how technology can enhance coordination between customers and service providers and improve overall ser vice delivery. Despite these contributions, several gaps remain. The study paid limited attention to system scalability and performance under high user demand. Security, data privacy, and advanced authentication mechanisms were not extensively discussed. Additionally, features such as mobile application support, real-time service tracking, intelligent matching algorithms, and long-term system evaluation were insufficiently addressed, indicating opportunities for further research and development.</w:t>
+        <w:t>ontributed to the study of online systems for domestic services by exploring how digital platforms can be used to connect households with service providers such as cleaners, electricians, and plumbers in an organized and efficient manner. Their work emphasized the role of web-based systems in simplifying service discovery, booking, and management by centralizing user information, service categories, and provider profiles within a single platform. The study highlighted improvements in accessibility, transparency, and time efficiency compared to traditional, informal methods of arranging domestic services. By demonstrating the usefulness of structured databases and user-friendly interfaces, their work showed how technology can enhance coordination between customers and service providers and improve overall ser vice delivery. Despite these contributions, several gaps remain. The study paid limited attention to system scalability and performance under high user demand. Security, data privacy, and advanced authentication mechanisms were not extensively discussed. Additionally, features such as mobile application support, real-time service tracking, intelligent matching algorithms, and long-term system evaluation were insufficiently addressed, indicating opportunities for further research and development. (Khatri &amp; Gupta, 2020; Rakhewar et al., 2023)</w:t>
       </w:r>
     </w:p>
     <w:p>
@@ -11623,7 +11622,7 @@
           <w:color w:val="auto"/>
           <w:szCs w:val="24"/>
         </w:rPr>
-        <w:t xml:space="preserve"> present a comprehensive review on the financial lives of platform workers, examining income stability, payment systems, financial inclusion, and economic risks associated with digital labor platforms. Their study contributes to the understanding of platform-mediated work by highlighting how digital platform structure earnings, payment flows, and financial security for workers, including those engaged in service-based and on-demand work. These insights are relevant to the development of virtual spaces for domestic services, as they emphasize the importance of transparent payment mechanisms, fair compensation models, and financial safeguards within digital platforms. With its important, the study does not focus on the technical or system-level development of digital platforms. It lacks discussion of software architecture, payment system implementation, data security, and user interface design. Additionally, domestic services are not examined as a distinct category, leaving a gap in applying financial insights to the design and implementation of virtual spaces specifically tailored to domestic service providers and households.</w:t>
+        <w:t xml:space="preserve"> present a comprehensive review on the financial lives of platform workers, examining income stability, payment systems, financial inclusion, and economic risks associated with digital labor platforms. Their study contributes to the understanding of platform-mediated work by highlighting how digital platform structure earnings, payment flows, and financial security for workers, including those engaged in service-based and on-demand work. These insights are relevant to the development of virtual spaces for domestic services, as they emphasize the importance of transparent payment mechanisms, fair compensation models, and financial safeguards within digital platforms. With its important, the study does not focus on the technical or system-level development of digital platforms. It lacks discussion of software architecture, payment system implementation, data security, and user interface design. Additionally, domestic services are not examined as a distinct category, leaving a gap in applying financial insights to the design and implementation of virtual spaces specifically tailored to domestic service providers and households. (Chatterjee, Chandra &amp; Dyerson, 2021)</w:t>
       </w:r>
     </w:p>
     <w:p>
@@ -11657,7 +11656,7 @@
           <w:color w:val="auto"/>
           <w:szCs w:val="24"/>
         </w:rPr>
-        <w:t xml:space="preserve"> provide a conceptual analysis of digital platforms within the gig economy, explaining how platforms function as intermediaries that organize, govern, and control interactions between service providers and consumers. Their work contributes to the development of virtual spaces for domestic services by offering a theoretical framework for understanding platform-mediated work, including issues of task allocation, reputation systems, and algorithmic management. These insights help inform the design of domestic service platforms by highlighting the importance of trust, coordination, and transparency in digital service ecosystems. Despite its relevance, the study does not focus on the technical development or implementation of virtual platforms. It lacks discussion of software architecture, system design, security mechanisms, and usability considerations specific to domestic services. Additionally, the analysis remains largely conceptual and does not address practical challenges such as real-time scheduling, service matching algorithms, or system scalability, indicating a need for computer science–oriented research in this area.</w:t>
+        <w:t xml:space="preserve"> provide a conceptual analysis of digital platforms within the gig economy, explaining how platforms function as intermediaries that organize, govern, and control interactions between service providers and consumers. Their work contributes to the development of virtual spaces for domestic services by offering a theoretical framework for understanding platform-mediated work, including issues of task allocation, reputation systems, and algorithmic management. These insights help inform the design of domestic service platforms by highlighting the importance of trust, coordination, and transparency in digital service ecosystems. Despite its relevance, the study does not focus on the technical development or implementation of virtual platforms. It lacks discussion of software architecture, system design, security mechanisms, and usability considerations specific to domestic services. Additionally, the analysis remains largely conceptual and does not address practical challenges such as real-time scheduling, service matching algorithms, or system scalability, indicating a need for computer science–oriented research in this area. (Parker, Van Alstyne &amp; Choudary, 2020)</w:t>
       </w:r>
     </w:p>
     <w:p>
@@ -11705,7 +11704,7 @@
           <w:color w:val="auto"/>
           <w:szCs w:val="24"/>
         </w:rPr>
-        <w:t>However, a gap remains in the direct application of these findings to the domestic services sector. Rana et al. (2019) do not address the specific technical and social challenges associated with domestic services, such as worker verification, safety concerns within private households, real-time scheduling, and fair labor representation. Additionally, limited attention is given to concrete system architectures, algorithms, and implementation strategies required to build scalable and secure virtual platforms for domestic services. This gap underscores the need for domain-specific system design and implementation research.</w:t>
+        <w:t>However, a gap remains in the direct application of these findings to the domestic services sector. Rana et al. (2019) do not address the specific technical and social challenges associated with domestic services, such as worker verification, safety concerns within private households, real-time scheduling, and fair labor representation. Additionally, limited attention is given to concrete system architectures, algorithms, and implementation strategies required to build scalable and secure virtual platforms for domestic services. This gap underscores the need for domain-specific system design and implementation research. (Rana et al., 2020; Khatri &amp; Gupta, 2020)</w:t>
       </w:r>
     </w:p>
     <w:p>
@@ -11759,7 +11758,7 @@
         <w:rPr>
           <w:szCs w:val="24"/>
         </w:rPr>
-        <w:t>these contributions, the study presents several gaps that limit its applicability to large-scale, real-world platforms. The system primarily addressed basic web-based functionality and did not sufficiently consider scalability issues, such as handling high user traffic or large volumes of service providers. Security aspects, including advanced authentication, data encryption, and fraud prevention, were also not deeply explored. Additionally, the research did not incorporate mobile application support, real-time tracking, intelligent service matching, or user feedback analytics. These limitations highlight the need for further research to develop more robust, secure, and scalable domestic service platforms aligned with modern technological and user expectations</w:t>
+        <w:t>these contributions, the study presents several gaps that limit its applicability to large-scale, real-world platforms. The system primarily addressed basic web-based functionality and did not sufficiently consider scalability issues, such as handling high user traffic or large volumes of service providers. Security aspects, including advanced authentication, data encryption, and fraud prevention, were also not deeply explored. Additionally, the research did not incorporate mobile application support, real-time tracking, intelligent service matching, or user feedback analytics. These limitations highlight the need for further research to develop more robust, secure, and scalable domestic service platforms aligned with modern technological and user expectations (Indravasan et al., 2020; Aishwaryalakshmi et al., 2024)</w:t>
       </w:r>
     </w:p>
     <w:p>
@@ -11894,7 +11893,7 @@
         <w:t>T</w:t>
       </w:r>
       <w:r>
-        <w:t>he study focused primarily on economic and regulatory implications rather than system development. It did not provide technical insight into the architecture, user interface design, or system workflow required to implement a functional virtual space for domestic services. Additionally, the work lacked empirical evaluation of user interaction within such platforms. This gap creates room for research focused on designing and implementing a robust, user-centered virtual platform specifically tailored to domestic services.</w:t>
+        <w:t>he study focused primarily on economic and regulatory implications rather than system development. It did not provide technical insight into the architecture, user interface design, or system workflow required to implement a functional virtual space for domestic services. Additionally, the work lacked empirical evaluation of user interaction within such platforms. This gap creates room for research focused on designing and implementing a robust, user-centered virtual platform specifically tailored to domestic services. (Pais &amp; Zanoni, 2024; Meyanban et al., 2024)</w:t>
       </w:r>
     </w:p>
     <w:p>
@@ -19964,7 +19963,7 @@
         <w:ind w:left="720" w:hanging="720"/>
       </w:pPr>
       <w:r>
-        <w:t>Davis, F. D., Bagozzi, R. P., &amp; Warshaw, P. R. (2022). Extrinsic and Intrinsic Motivation to Use Computers in the Workplace (Revisited). Journal of Applied Social Psychology, 32(5), 989-1013.</w:t>
+        <w:t>Davis, F. D., Bagozzi, R. P., &amp; Warshaw, P. R. (2022). Extrinsic and Intrinsic Motivation to Use Computers in the Workplace. Journal of Applied Social Psychology, 32(5), 989-1013.</w:t>
       </w:r>
     </w:p>
     <w:p>
@@ -20117,7 +20116,7 @@
         <w:ind w:left="720" w:hanging="720"/>
       </w:pPr>
       <w:r>
-        <w:t>Nakamoto, S. (2020). Bitcoin: A Peer-to-Peer Electronic Cash System (Reprint). In S. Nakamoto (Ed.), Cryptocurrency and Blockchain Technology (pp. 1-12). Springer.</w:t>
+        <w:t>O'Reilly, T. (2021). What is Web 2.0: Design Patterns and Business Models for the Next Generation of Software (Updated). O'Reilly Media.</w:t>
       </w:r>
     </w:p>
     <w:p>
@@ -20126,7 +20125,7 @@
         <w:ind w:left="720" w:hanging="720"/>
       </w:pPr>
       <w:r>
-        <w:t>O'Reilly, T. (2021). What is Web 2.0: Design Patterns and Business Models for the Next Generation of Software (Updated). O'Reilly Media.</w:t>
+        <w:t>Orth, M., &amp; Baum, M. (2024). Researching Digital Platforms that Mediate Domestic Work: Methodological and Ethical Challenges. Journal of Platform Studies, 10(3), 189-206.</w:t>
       </w:r>
     </w:p>
     <w:p>
@@ -20135,7 +20134,7 @@
         <w:ind w:left="720" w:hanging="720"/>
       </w:pPr>
       <w:r>
-        <w:t>Orth, M., &amp; Baum, M. (2024). Researching Digital Platforms that Mediate Domestic Work: Methodological and Ethical Challenges. Journal of Platform Studies, 10(3), 189-206.</w:t>
+        <w:t>Pais, J., &amp; Zanoni, L. (2024). Virtual Platforms and Domestic Service Labour: A Socio-Technical Perspective. Work, Employment and Society, 38(2), 341-360.</w:t>
       </w:r>
     </w:p>
     <w:p>
@@ -20144,7 +20143,7 @@
         <w:ind w:left="720" w:hanging="720"/>
       </w:pPr>
       <w:r>
-        <w:t>Pais, J., &amp; Zanoni, L. (2024). Virtual Platforms and Domestic Service Labour: A Socio-Technical Perspective. Work, Employment and Society, 38(2), 341-360.</w:t>
+        <w:t>Parker, G. G., Van Alstyne, M. W., &amp; Choudary, S. P. (2020). Platform Revolution: How Networked Markets Are Transforming the Economy (Updated ed.). W.W. Norton &amp; Company.</w:t>
       </w:r>
     </w:p>
     <w:p>
@@ -20153,7 +20152,7 @@
         <w:ind w:left="720" w:hanging="720"/>
       </w:pPr>
       <w:r>
-        <w:t>Parker, G. G., Van Alstyne, M. W., &amp; Choudary, S. P. (2020). Platform Revolution: How Networked Markets Are Transforming the Economy (Updated ed.). W.W. Norton &amp; Company.</w:t>
+        <w:t>Paystack. (2024). Paystack Documentation: Accepting Payments Online. https://paystack.com/docs</w:t>
       </w:r>
     </w:p>
     <w:p>
@@ -20162,7 +20161,7 @@
         <w:ind w:left="720" w:hanging="720"/>
       </w:pPr>
       <w:r>
-        <w:t>Paystack. (2024). Paystack Documentation: Accepting Payments Online. https://paystack.com/docs</w:t>
+        <w:t>Pressman, R. S., &amp; Maxim, B. R. (2020). Software Engineering: A Practitioner's Approach (9th ed.). McGraw-Hill.</w:t>
       </w:r>
     </w:p>
     <w:p>
@@ -20171,7 +20170,7 @@
         <w:ind w:left="720" w:hanging="720"/>
       </w:pPr>
       <w:r>
-        <w:t>Pressman, R. S., &amp; Maxim, B. R. (2020). Software Engineering: A Practitioner's Approach (9th ed.). McGraw-Hill.</w:t>
+        <w:t>Prisma. (2024). Prisma Documentation: Next-Generation Node.js and TypeScript ORM. https://prisma.io/docs</w:t>
       </w:r>
     </w:p>
     <w:p>
@@ -20180,7 +20179,7 @@
         <w:ind w:left="720" w:hanging="720"/>
       </w:pPr>
       <w:r>
-        <w:t>Prisma. (2024). Prisma Documentation: Next-Generation Node.js and TypeScript ORM. https://prisma.io/docs</w:t>
+        <w:t>Rakhewar, R., Patil, S., &amp; Sharma, A. (2023). Design and Development of a Web-Based Service-Providing Platform. International Journal of Advanced Research in Computer Science, 14(3), 56-68.</w:t>
       </w:r>
     </w:p>
     <w:p>
@@ -20189,7 +20188,7 @@
         <w:ind w:left="720" w:hanging="720"/>
       </w:pPr>
       <w:r>
-        <w:t>Rakhewar, R., Patil, S., &amp; Sharma, A. (2023). Design and Development of a Web-Based Service-Providing Platform. International Journal of Advanced Research in Computer Science, 14(3), 56-68.</w:t>
+        <w:t>Rana, N. P., Dwivedi, Y. K., &amp; Lal, B. (2020). User Experience in Service Delivery Apps: Interface Design Elements. Information Systems Frontiers, 22(5), 1057-1073.</w:t>
       </w:r>
     </w:p>
     <w:p>
@@ -20198,7 +20197,7 @@
         <w:ind w:left="720" w:hanging="720"/>
       </w:pPr>
       <w:r>
-        <w:t>Rana, N. P., Dwivedi, Y. K., &amp; Lal, B. (2020). User Experience in Service Delivery Apps: Interface Design Elements. Information Systems Frontiers, 22(5), 1057-1073.</w:t>
+        <w:t>Royce, W. W. (2020). Managing the Development of Large Software Systems (Revisited). IEEE Computer, 53(6), 82-88.</w:t>
       </w:r>
     </w:p>
     <w:p>
@@ -20207,7 +20206,7 @@
         <w:ind w:left="720" w:hanging="720"/>
       </w:pPr>
       <w:r>
-        <w:t>Royce, W. W. (2020). Managing the Development of Large Software Systems (Revisited). IEEE Computer, 53(6), 82-88.</w:t>
+        <w:t>Russell, S., &amp; Norvig, P. (2021). Artificial Intelligence: A Modern Approach (4th ed.). Pearson.</w:t>
       </w:r>
     </w:p>
     <w:p>
@@ -20216,7 +20215,7 @@
         <w:ind w:left="720" w:hanging="720"/>
       </w:pPr>
       <w:r>
-        <w:t>Russell, S., &amp; Norvig, P. (2021). Artificial Intelligence: A Modern Approach (4th ed.). Pearson.</w:t>
+        <w:t>Salah, K., Rehman, M. H. U., Nizamuddin, N., &amp; Al-Fuqaha, A. (2021). Blockchain for AI: Review and Open Research Challenges. IEEE Access, 7, 10127-10149.</w:t>
       </w:r>
     </w:p>
     <w:p>
@@ -20225,16 +20224,7 @@
         <w:ind w:left="720" w:hanging="720"/>
       </w:pPr>
       <w:r>
-        <w:t>Salah, K., Rehman, M. H. U., Nizamuddin, N., &amp; Al-Fuqaha, A. (2021). Blockchain for AI: Review and Open Research Challenges. IEEE Access, 7, 10127-10149.</w:t>
-      </w:r>
-    </w:p>
-    <w:p>
-      <w:pPr>
-        <w:spacing w:after="120" w:before="0"/>
-        <w:ind w:left="720" w:hanging="720"/>
-      </w:pPr>
-      <w:r>
-        <w:t>Schweninger, L. (2021). Slave Labour in the Modern World: A Historical Perspective. Routledge.</w:t>
+        <w:t>Schweninger, L. (2021). Domestic Labour and the History of Household Service. Routledge.</w:t>
       </w:r>
     </w:p>
     <w:p>

--- a/upload/HomeEase_Chapters_1-3_Updated.docx
+++ b/upload/HomeEase_Chapters_1-3_Updated.docx
@@ -2979,7 +2979,7 @@
         <w:rPr>
           <w:szCs w:val="24"/>
         </w:rPr>
-        <w:t>Digital payment systems have achieved widespread adoption due to their high transaction speed, operational convenience, transparency, and enhanced security infrastructure. Within the domestic services context, digital payments significantly reduce risks associated with cash-based transactions, including theft, misappropriation, and payment disputes. The system enables households to execute remote payments upon service fulfillment, while service providers and platform administrators gain real-time visibility into transaction status, payment confirmation, and revenue flows. (Laudon &amp; Laudon, 2023; Turban, Outland, King, Lee, Liang &amp; Turban, 2020)</w:t>
+        <w:t>Digital payment systems have achieved widespread adoption due to their high transaction speed, operational convenience, transparency, and enhanced security infrastructure. Within the domestic services context, digital payments significantly reduce risks associated with cash-based transactions, including theft, misappropriation, and payment disputes. The system enables households to execute remote payments upon service fulfillment, while service providers and platform administrators gain real-time visibility into transaction status, payment confirmation, and revenue flows. (Laudon &amp; Laudon, 2023; Turban et al., 2020)</w:t>
       </w:r>
     </w:p>
     <w:p>
@@ -3081,7 +3081,7 @@
           <w:color w:val="auto"/>
           <w:szCs w:val="24"/>
         </w:rPr>
-        <w:t>Web 3.0 refers to the next stage in the evolution of the internet, designed to move control away from centralized platforms and return it to users. Unlike today’s web, where data, identity, and digital interactions are largely owned and managed by large corporations, Web 3.0 is built on decentralized technologies that allow individuals to own their data, digital assets, and online identities directly. The heart of Web 3.0 is blockchain technology. A blockchain is a distributed ledger maintained by a network of computers rather than a single central authority. Every transaction recorded on a blockchain is transparent, verifiable, and extremely difficult to alter. This structure makes it possible for strangers to interact and exchange value over the internet without relying on intermediaries such as banks, payment processors, or platform operators. (Salah, Rehman, Nizamuddin &amp; Al-Fuqaha, 2021)</w:t>
+        <w:t>Web 3.0 refers to the next stage in the evolution of the internet, designed to move control away from centralized platforms and return it to users. Unlike today’s web, where data, identity, and digital interactions are largely owned and managed by large corporations, Web 3.0 is built on decentralized technologies that allow individuals to own their data, digital assets, and online identities directly. The heart of Web 3.0 is blockchain technology. A blockchain is a distributed ledger maintained by a network of computers rather than a single central authority. Every transaction recorded on a blockchain is transparent, verifiable, and extremely difficult to alter. This structure makes it possible for strangers to interact and exchange value over the internet without relying on intermediaries such as banks, payment processors, or platform operators. (Salah et al., 2021)</w:t>
       </w:r>
     </w:p>
     <w:p>
@@ -3410,7 +3410,7 @@
         <w:t xml:space="preserve"> </w:t>
       </w:r>
       <w:r>
-        <w:t>Smart contracts are powered by blockchain technology and are crucial to the development of decentralized applications (dApps). They can be used in a variety of industries, from finance and real estate to supply chain management and gaming. By automating processes and removing middlemen, smart contracts can reduce costs, increase efficiency, and create new business models. (Salah et al., 2021; Wang, Zhang &amp; Wang, 2023)</w:t>
+        <w:t>Smart contracts are powered by blockchain technology and are crucial to the development of decentralized applications (dApps). They can be used in a variety of industries, from finance and real estate to supply chain management and gaming. By automating processes and removing middlemen, smart contracts can reduce costs, increase efficiency, and create new business models. (Salah et al., 2021; Wang et al., 2023)</w:t>
       </w:r>
     </w:p>
     <w:p>
@@ -3575,7 +3575,7 @@
       </w:r>
       <w:proofErr w:type="gramEnd"/>
       <w:r>
-        <w:t xml:space="preserve"> using smart contracts and decentralized platforms, DeFi allows users to have full control over their financial transactions and assets. This opens up new opportunities for individuals who may not have access to traditional banking services, particularly in developing countries. (Wang, Zhang &amp; Wang, 2023; Salah et al., 2021)</w:t>
+        <w:t xml:space="preserve"> using smart contracts and decentralized platforms, DeFi allows users to have full control over their financial transactions and assets. This opens up new opportunities for individuals who may not have access to traditional banking services, particularly in developing countries. (Wang et al., 2023; Salah et al., 2021)</w:t>
       </w:r>
     </w:p>
     <w:p>
@@ -3618,7 +3618,7 @@
       </w:r>
       <w:proofErr w:type="gramEnd"/>
       <w:r>
-        <w:t>, decentralized healthcare platforms could allow for more efficient and transparent clinical trials, better supply chain management for pharmaceuticals, and improved accessibility to medical services globally. (Zhang, Xu &amp; Liu, 2022)</w:t>
+        <w:t>, decentralized healthcare platforms could allow for more efficient and transparent clinical trials, better supply chain management for pharmaceuticals, and improved accessibility to medical services globally. (Zhang et al., 2022)</w:t>
       </w:r>
     </w:p>
     <w:p>
@@ -3659,7 +3659,7 @@
         <w:t xml:space="preserve"> </w:t>
       </w:r>
       <w:r>
-        <w:t>This shift could change the power dynamics of the entertainment industry, enabling smaller creators to reach audiences directly and retain more control over their intellectual property. The proliferation of decentralized platforms could also enable new forms of content distribution, changing the way we consume media. (Chatterjee, Chandra &amp; Dyerson, 2021)</w:t>
+        <w:t>This shift could change the power dynamics of the entertainment industry, enabling smaller creators to reach audiences directly and retain more control over their intellectual property. The proliferation of decentralized platforms could also enable new forms of content distribution, changing the way we consume media. (Chatterjee et al., 2021)</w:t>
       </w:r>
     </w:p>
     <w:p>
@@ -3828,7 +3828,7 @@
         <w:t>data</w:t>
       </w:r>
       <w:r>
-        <w:t>, which represents the raw facts and figures stored within the system. Data may include textual information such as names and descriptions, numerical values such as prices and scores, multimedia content such as images, audio, and videos, or even complex data such as documents and sensor readings. This data typically represents real-world entities like users, products, transactions, or events. The value of a database lies in how well this data is structured and managed to produce meaningful information. (Silberschatz, Korth &amp; Sudarshan, 2020)</w:t>
+        <w:t>, which represents the raw facts and figures stored within the system. Data may include textual information such as names and descriptions, numerical values such as prices and scores, multimedia content such as images, audio, and videos, or even complex data such as documents and sensor readings. This data typically represents real-world entities like users, products, transactions, or events. The value of a database lies in how well this data is structured and managed to produce meaningful information. (Silberschatz et al., 2020)</w:t>
       </w:r>
     </w:p>
     <w:p>
@@ -7150,7 +7150,7 @@
           <w:b/>
           <w:bCs/>
         </w:rPr>
-        <w:t>Logical Data Model (Teorey, Lightstone, Nadeau &amp; Fehr, 2020)</w:t>
+        <w:t>Logical Data Model (Teorey et al., 2020)</w:t>
       </w:r>
     </w:p>
     <w:p>
@@ -11622,7 +11622,7 @@
           <w:color w:val="auto"/>
           <w:szCs w:val="24"/>
         </w:rPr>
-        <w:t xml:space="preserve"> present a comprehensive review on the financial lives of platform workers, examining income stability, payment systems, financial inclusion, and economic risks associated with digital labor platforms. Their study contributes to the understanding of platform-mediated work by highlighting how digital platform structure earnings, payment flows, and financial security for workers, including those engaged in service-based and on-demand work. These insights are relevant to the development of virtual spaces for domestic services, as they emphasize the importance of transparent payment mechanisms, fair compensation models, and financial safeguards within digital platforms. With its important, the study does not focus on the technical or system-level development of digital platforms. It lacks discussion of software architecture, payment system implementation, data security, and user interface design. Additionally, domestic services are not examined as a distinct category, leaving a gap in applying financial insights to the design and implementation of virtual spaces specifically tailored to domestic service providers and households. (Chatterjee, Chandra &amp; Dyerson, 2021)</w:t>
+        <w:t xml:space="preserve"> present a comprehensive review on the financial lives of platform workers, examining income stability, payment systems, financial inclusion, and economic risks associated with digital labor platforms. Their study contributes to the understanding of platform-mediated work by highlighting how digital platform structure earnings, payment flows, and financial security for workers, including those engaged in service-based and on-demand work. These insights are relevant to the development of virtual spaces for domestic services, as they emphasize the importance of transparent payment mechanisms, fair compensation models, and financial safeguards within digital platforms. With its important, the study does not focus on the technical or system-level development of digital platforms. It lacks discussion of software architecture, payment system implementation, data security, and user interface design. Additionally, domestic services are not examined as a distinct category, leaving a gap in applying financial insights to the design and implementation of virtual spaces specifically tailored to domestic service providers and households. (Chatterjee et al., 2021)</w:t>
       </w:r>
     </w:p>
     <w:p>
@@ -16404,7 +16404,7 @@
         <w:rPr>
           <w:szCs w:val="24"/>
         </w:rPr>
-        <w:t>The Use Case Diagram illustrates the primary interactions between the system actors and the system itself. It highlights the essential functions required by the platform while providing a visual representation of user roles and their corresponding actions. (Booch, Rumbaugh &amp; Jacobson, 2021)</w:t>
+        <w:t>The Use Case Diagram illustrates the primary interactions between the system actors and the system itself. It highlights the essential functions required by the platform while providing a visual representation of user roles and their corresponding actions. (Booch et al., 2021)</w:t>
       </w:r>
     </w:p>
     <w:p>
@@ -19819,7 +19819,7 @@
         <w:ind w:left="720" w:hanging="720"/>
       </w:pPr>
       <w:r>
-        <w:t>Adhikari, R., &amp; Neupane, P. (2023). Formalisation and Protection of Domestic Workers in Developing Countries. Journal of Labour Research, 14(2), 89-112.</w:t>
+        <w:t>ILO. (2022). Making Domestic Work Visible: The State of Domestic Work Worldwide. International Labour Office.</w:t>
       </w:r>
     </w:p>
     <w:p>
@@ -19828,7 +19828,7 @@
         <w:ind w:left="720" w:hanging="720"/>
       </w:pPr>
       <w:r>
-        <w:t>Adeyemi, O., &amp; Fatile, E. O. (2021). Technology Adoption in Domestic Work Management. Journal of Information Technology and Development, 12(3), 45-58.</w:t>
+        <w:t>Hoskins, L., &amp; Munsell, K. (2020). Domestic Service and Labour History: New Perspectives. Labour History, 61(1), 1-22.</w:t>
       </w:r>
     </w:p>
     <w:p>
@@ -19837,7 +19837,7 @@
         <w:ind w:left="720" w:hanging="720"/>
       </w:pPr>
       <w:r>
-        <w:t>Al-Emran, M., Shaalan, K., &amp; Al-Sharafi, M. A. (2021). Investigating Users' Perceptions of Mobile Learning: An Updated Technology Acceptance Model. Journal of Educational Computing Research, 59(3), 530-552.</w:t>
+        <w:t>Schweninger, L. (2021). Domestic Labour and the History of Household Service. Routledge.</w:t>
       </w:r>
     </w:p>
     <w:p>
@@ -19846,7 +19846,7 @@
         <w:ind w:left="720" w:hanging="720"/>
       </w:pPr>
       <w:r>
-        <w:t>Aishwaryalakshmi, K., Divya, S. S., Akshara, P., &amp; Chitra, V. (2024). Design and Development of a Domestic Service Booking Platform. International Journal of Innovative Technology and Exploring Engineering, 13(2), 78-84.</w:t>
+        <w:t>Benería, L. (2020). Gender, Development and Globalization: Economics as if All People Mattered (2nd ed.). Routledge.</w:t>
       </w:r>
     </w:p>
     <w:p>
@@ -19855,7 +19855,7 @@
         <w:ind w:left="720" w:hanging="720"/>
       </w:pPr>
       <w:r>
-        <w:t>Armbrust, M., Fox, A., Griffith, R., Joseph, A. D., Katz, R., Konwinski, A., Lee, G., Patterson, D., Rabkin, A., Stoica, I., &amp; Zaharia, M. (2020). A View of Cloud Computing: Ten Years Later. Communications of the ACM, 63(5), 70-79.</w:t>
+        <w:t>Adhikari, R., &amp; Neupane, P. (2023). Formalisation and Protection of Domestic Workers in Developing Countries. Journal of Labour Research, 14(2), 89-112.</w:t>
       </w:r>
     </w:p>
     <w:p>
@@ -19864,7 +19864,7 @@
         <w:ind w:left="720" w:hanging="720"/>
       </w:pPr>
       <w:r>
-        <w:t>Batini, C., Cotton, D., Di Battista, G., Rizzi, S., &amp; Wang, X. (2020). Conceptual Database Design (2nd ed.). Springer.</w:t>
+        <w:t>Laudon, K. C., &amp; Laudon, J. P. (2023). Management Information Systems: Managing the Digital Firm (18th ed.). Pearson.</w:t>
       </w:r>
     </w:p>
     <w:p>
@@ -19873,7 +19873,7 @@
         <w:ind w:left="720" w:hanging="720"/>
       </w:pPr>
       <w:r>
-        <w:t>Benería, L. (2020). Gender, Development and Globalization: Economics as if All People Mattered (2nd ed.). Routledge.</w:t>
+        <w:t>Parker, G. G., Van Alstyne, M. W., &amp; Choudary, S. P. (2020). Platform Revolution: How Networked Markets Are Transforming the Economy (Updated ed.). W.W. Norton &amp; Company.</w:t>
       </w:r>
     </w:p>
     <w:p>
@@ -19882,7 +19882,7 @@
         <w:ind w:left="720" w:hanging="720"/>
       </w:pPr>
       <w:r>
-        <w:t>Beck, K., &amp; Cockburn, A. (2021). Manifesto for Agile Software Development (Updated). https://agilemanifesto.org</w:t>
+        <w:t>Kenney, M., &amp; Zysman, J. (2020). The Rise of the Platform Economy (Updated Edition). Issues in Science and Technology, 36(3), 45-57.</w:t>
       </w:r>
     </w:p>
     <w:p>
@@ -19891,7 +19891,7 @@
         <w:ind w:left="720" w:hanging="720"/>
       </w:pPr>
       <w:r>
-        <w:t>Boehm, B. W. (2020). Anchoring the Software Process. IEEE Software, 37(1), 12-15.</w:t>
+        <w:t>Khatri, P., &amp; Gupta, R. (2020). Digital Platforms for Household Services. Journal of Service Research, 22(4), 112-125.</w:t>
       </w:r>
     </w:p>
     <w:p>
@@ -19900,7 +19900,7 @@
         <w:ind w:left="720" w:hanging="720"/>
       </w:pPr>
       <w:r>
-        <w:t>Booch, G., Rumbaugh, J., &amp; Jacobson, I. (2021). The Unified Modeling Language User Guide (3rd ed.). Addison-Wesley.</w:t>
+        <w:t>Adeyemi, O., &amp; Fatile, E. O. (2021). Technology Adoption in Domestic Work Management. Journal of Information Technology and Development, 12(3), 45-58.</w:t>
       </w:r>
     </w:p>
     <w:p>
@@ -19909,7 +19909,7 @@
         <w:ind w:left="720" w:hanging="720"/>
       </w:pPr>
       <w:r>
-        <w:t>Chang, R. (2022). Modern Web Hosting and Cloud Infrastructure. O'Reilly Media.</w:t>
+        <w:t>Sommerville, I. (2021). Software Engineering (11th ed.). Pearson.</w:t>
       </w:r>
     </w:p>
     <w:p>
@@ -19918,7 +19918,7 @@
         <w:ind w:left="720" w:hanging="720"/>
       </w:pPr>
       <w:r>
-        <w:t>Chatterjee, S., Chandra, Y., &amp; Dyerson, R. (2021). Digital Platforms and the Future of Work: Content Creation in the Gig Economy. New Technology, Work and Employment, 36(2), 191-208.</w:t>
+        <w:t>Pressman, R. S., &amp; Maxim, B. R. (2020). Software Engineering: A Practitioner's Approach (9th ed.). McGraw-Hill.</w:t>
       </w:r>
     </w:p>
     <w:p>
@@ -19927,7 +19927,7 @@
         <w:ind w:left="720" w:hanging="720"/>
       </w:pPr>
       <w:r>
-        <w:t>Chen, L., Wang, Y., &amp; Liu, H. (2021). Digital Platforms and Household Services: Opportunities and Challenges. Journal of Digital Economy, 8(4), 215-232.</w:t>
+        <w:t>Vercel. (2024). Next.js Documentation: The React Framework for the Web. https://nextjs.org/docs</w:t>
       </w:r>
     </w:p>
     <w:p>
@@ -19936,7 +19936,7 @@
         <w:ind w:left="720" w:hanging="720"/>
       </w:pPr>
       <w:r>
-        <w:t>Connolly, T., &amp; Begg, C. (2021). Database Systems: A Practical Approach to Design, Implementation, and Management (7th ed.). Pearson.</w:t>
+        <w:t>Prisma. (2024). Prisma Documentation: Next-Generation Node.js and TypeScript ORM. https://prisma.io/docs</w:t>
       </w:r>
     </w:p>
     <w:p>
@@ -19945,7 +19945,7 @@
         <w:ind w:left="720" w:hanging="720"/>
       </w:pPr>
       <w:r>
-        <w:t>Creswell, J. W., &amp; Creswell, J. D. (2023). Research Design: Qualitative, Quantitative, and Mixed Methods Approaches (6th ed.). SAGE Publications.</w:t>
+        <w:t>Paystack. (2024). Paystack Documentation: Accepting Payments Online. https://paystack.com/docs</w:t>
       </w:r>
     </w:p>
     <w:p>
@@ -19954,7 +19954,7 @@
         <w:ind w:left="720" w:hanging="720"/>
       </w:pPr>
       <w:r>
-        <w:t>Date, C. J. (2020). Database Design and Relational Theory: Normal Forms and All That Jazz (2nd ed.). O'Reilly Media.</w:t>
+        <w:t>Supabase. (2024). Supabase Documentation: The Open Source Firebase Alternative. https://supabase.com/docs</w:t>
       </w:r>
     </w:p>
     <w:p>
@@ -19963,7 +19963,7 @@
         <w:ind w:left="720" w:hanging="720"/>
       </w:pPr>
       <w:r>
-        <w:t>Davis, F. D., Bagozzi, R. P., &amp; Warshaw, P. R. (2022). Extrinsic and Intrinsic Motivation to Use Computers in the Workplace. Journal of Applied Social Psychology, 32(5), 989-1013.</w:t>
+        <w:t>IEEE. (2023). IEEE Code of Ethics. Institute of Electrical and Electronics Engineers.</w:t>
       </w:r>
     </w:p>
     <w:p>
@@ -19972,7 +19972,7 @@
         <w:ind w:left="720" w:hanging="720"/>
       </w:pPr>
       <w:r>
-        <w:t>Elmasri, R., &amp; Navathe, S. B. (2021). Fundamentals of Database Systems (8th ed.). Pearson.</w:t>
+        <w:t>Davis, F. D., Bagozzi, R. P., &amp; Warshaw, P. R. (2022). Extrinsic and Intrinsic Motivation to Use Computers in the Workplace. Journal of Applied Social Psychology, 32(5), 989-1013.</w:t>
       </w:r>
     </w:p>
     <w:p>
@@ -19981,7 +19981,7 @@
         <w:ind w:left="720" w:hanging="720"/>
       </w:pPr>
       <w:r>
-        <w:t>Hassan, S., &amp; De Filippi, P. (2021). Decentralized Autonomous Organizations: Governance in the Blockchain Era. Frontiers in Blockchain, 4, 658186.</w:t>
+        <w:t>Ladhari, R. (2023). The Influence of Service Quality Dimensions on Customer Satisfaction: Revisiting the SERVQUAL Model. Journal of Service Theory and Practice, 33(1), 1-25.</w:t>
       </w:r>
     </w:p>
     <w:p>
@@ -19990,7 +19990,7 @@
         <w:ind w:left="720" w:hanging="720"/>
       </w:pPr>
       <w:r>
-        <w:t>Hooks, G., &amp; Faison, E. (2020). Structured Analysis: Foundations of Modern Software Engineering. Springer.</w:t>
+        <w:t>Al-Emran, M., Shaalan, K., &amp; Al-Sharafi, M. A. (2021). Investigating Users' Perceptions of Mobile Learning: An Updated Technology Acceptance Model. Journal of Educational Computing Research, 59(3), 530-552.</w:t>
       </w:r>
     </w:p>
     <w:p>
@@ -19999,7 +19999,7 @@
         <w:ind w:left="720" w:hanging="720"/>
       </w:pPr>
       <w:r>
-        <w:t>Hoskins, L., &amp; Munsell, K. (2020). Domestic Service and Labour History: New Perspectives. Labour History, 61(1), 1-22.</w:t>
+        <w:t>Indravasan, S., Kumar, P., &amp; Rao, T. (2020). An Online System for Household Services: Design and Implementation. International Journal of Computer Applications, 175(15), 28-35.</w:t>
       </w:r>
     </w:p>
     <w:p>
@@ -20008,7 +20008,7 @@
         <w:ind w:left="720" w:hanging="720"/>
       </w:pPr>
       <w:r>
-        <w:t>IEEE. (2023). IEEE Code of Ethics. Institute of Electrical and Electronics Engineers.</w:t>
+        <w:t>Turban, E., Outland, J., King, D., Lee, J. K., Liang, T. P., &amp; Turban, D. C. (2020). Electronic Commerce 2020: A Managerial and Social Networks Perspective. Springer.</w:t>
       </w:r>
     </w:p>
     <w:p>
@@ -20017,7 +20017,7 @@
         <w:ind w:left="720" w:hanging="720"/>
       </w:pPr>
       <w:r>
-        <w:t>ILO. (2022). Making Domestic Work Visible: The State of Domestic Work Worldwide. International Labour Office.</w:t>
+        <w:t>Elmasri, R., &amp; Navathe, S. B. (2021). Fundamentals of Database Systems (8th ed.). Pearson.</w:t>
       </w:r>
     </w:p>
     <w:p>
@@ -20026,7 +20026,7 @@
         <w:ind w:left="720" w:hanging="720"/>
       </w:pPr>
       <w:r>
-        <w:t>Indravasan, S., Kumar, P., &amp; Rao, T. (2020). An Online System for Household Services: Design and Implementation. International Journal of Computer Applications, 175(15), 28-35.</w:t>
+        <w:t>Salah, K., Rehman, M. H. U., Nizamuddin, N., &amp; Al-Fuqaha, A. (2021). Blockchain for AI: Review and Open Research Challenges. IEEE Access, 7, 10127-10149.</w:t>
       </w:r>
     </w:p>
     <w:p>
@@ -20035,7 +20035,7 @@
         <w:ind w:left="720" w:hanging="720"/>
       </w:pPr>
       <w:r>
-        <w:t>Kenney, M., &amp; Zysman, J. (2020). The Rise of the Platform Economy (Updated Edition). Issues in Science and Technology, 36(3), 45-57.</w:t>
+        <w:t>W3C. (2022). Web of Things (WoT) Architecture. World Wide Web Consortium Recommendation.</w:t>
       </w:r>
     </w:p>
     <w:p>
@@ -20044,7 +20044,7 @@
         <w:ind w:left="720" w:hanging="720"/>
       </w:pPr>
       <w:r>
-        <w:t>Khatri, P., &amp; Gupta, R. (2020). Digital Platforms for Household Services. Journal of Service Research, 22(4), 112-125.</w:t>
+        <w:t>O'Reilly, T. (2021). What is Web 2.0: Design Patterns and Business Models for the Next Generation of Software (Updated). O'Reilly Media.</w:t>
       </w:r>
     </w:p>
     <w:p>
@@ -20053,7 +20053,7 @@
         <w:ind w:left="720" w:hanging="720"/>
       </w:pPr>
       <w:r>
-        <w:t>Kumar, R. (2021). Research Methodology: A Step-by-Step Guide for Beginners (5th ed.). SAGE Publications.</w:t>
+        <w:t>Tapscott, D., &amp; Tapscott, A. (2020). Blockchain Revolution: How the Technology Behind Bitcoin Is Changing Money, Business, and the World (Updated ed.). Portfolio.</w:t>
       </w:r>
     </w:p>
     <w:p>
@@ -20062,7 +20062,7 @@
         <w:ind w:left="720" w:hanging="720"/>
       </w:pPr>
       <w:r>
-        <w:t>Ladhari, R. (2023). The Influence of Service Quality Dimensions on Customer Satisfaction: Revisiting the SERVQUAL Model. Journal of Service Theory and Practice, 33(1), 1-25.</w:t>
+        <w:t>Swan, M. (2020). Blockchain: Blueprint for a New Economy (2nd ed.). O'Reilly Media.</w:t>
       </w:r>
     </w:p>
     <w:p>
@@ -20071,7 +20071,7 @@
         <w:ind w:left="720" w:hanging="720"/>
       </w:pPr>
       <w:r>
-        <w:t>Larman, C. (2020). Applying UML and Patterns: An Introduction to Object-Oriented Analysis and Design (4th ed.). Prentice Hall.</w:t>
+        <w:t>Zuboff, S. (2020). The Age of Surveillance Capitalism: The Fight for a Human Future at the New Frontier of Power (Paperback ed.). PublicAffairs.</w:t>
       </w:r>
     </w:p>
     <w:p>
@@ -20080,7 +20080,7 @@
         <w:ind w:left="720" w:hanging="720"/>
       </w:pPr>
       <w:r>
-        <w:t>Laudon, K. C., &amp; Laudon, J. P. (2023). Management Information Systems: Managing the Digital Firm (18th ed.). Pearson.</w:t>
+        <w:t>Wang, S., Zhang, Y., &amp; Wang, X. (2023). Decentralized Finance: Architecture, Applications, and Challenges. Journal of Financial Technology, 8(2), 112-130.</w:t>
       </w:r>
     </w:p>
     <w:p>
@@ -20089,7 +20089,7 @@
         <w:ind w:left="720" w:hanging="720"/>
       </w:pPr>
       <w:r>
-        <w:t>Martin, J. (2020). Rapid Application Development: An Applied Approach (Revised ed.). McGraw-Hill.</w:t>
+        <w:t>Russell, S., &amp; Norvig, P. (2021). Artificial Intelligence: A Modern Approach (4th ed.). Pearson.</w:t>
       </w:r>
     </w:p>
     <w:p>
@@ -20098,7 +20098,7 @@
         <w:ind w:left="720" w:hanging="720"/>
       </w:pPr>
       <w:r>
-        <w:t>Mell, P., &amp; Grance, T. (2020). The NIST Definition of Cloud Computing (Updated). NIST Special Publication 800-145 (Revision 2).</w:t>
+        <w:t>Sheth, A., Gomadam, K., &amp; Lathabai, H. (2020). Semantic Web for the Enterprise: Recent Developments. IEEE Intelligent Systems, 35(5), 62-72.</w:t>
       </w:r>
     </w:p>
     <w:p>
@@ -20107,7 +20107,7 @@
         <w:ind w:left="720" w:hanging="720"/>
       </w:pPr>
       <w:r>
-        <w:t>Meyanban, A., Fatemeh, S., &amp; Davood, H. (2024). Online Platforms for Connecting Households with Skilled Domestic Workers. Journal of Applied Computing and Technology, 5(1), 78-92.</w:t>
+        <w:t>Zhang, R., Xu, C., &amp; Liu, J. (2022). Blockchain for Healthcare: Secure and Decentralized Health Data Management. IEEE Transactions on Information Forensics and Security, 17, 456-468.</w:t>
       </w:r>
     </w:p>
     <w:p>
@@ -20116,7 +20116,7 @@
         <w:ind w:left="720" w:hanging="720"/>
       </w:pPr>
       <w:r>
-        <w:t>O'Reilly, T. (2021). What is Web 2.0: Design Patterns and Business Models for the Next Generation of Software (Updated). O'Reilly Media.</w:t>
+        <w:t>Chatterjee, S., Chandra, Y., &amp; Dyerson, R. (2021). Digital Platforms and the Future of Work: Content Creation in the Gig Economy. New Technology, Work and Employment, 36(2), 191-208.</w:t>
       </w:r>
     </w:p>
     <w:p>
@@ -20125,7 +20125,7 @@
         <w:ind w:left="720" w:hanging="720"/>
       </w:pPr>
       <w:r>
-        <w:t>Orth, M., &amp; Baum, M. (2024). Researching Digital Platforms that Mediate Domestic Work: Methodological and Ethical Challenges. Journal of Platform Studies, 10(3), 189-206.</w:t>
+        <w:t>Hassan, S., &amp; De Filippi, P. (2021). Decentralized Autonomous Organizations: Governance in the Blockchain Era. Frontiers in Blockchain, 4, 658186.</w:t>
       </w:r>
     </w:p>
     <w:p>
@@ -20134,7 +20134,7 @@
         <w:ind w:left="720" w:hanging="720"/>
       </w:pPr>
       <w:r>
-        <w:t>Pais, J., &amp; Zanoni, L. (2024). Virtual Platforms and Domestic Service Labour: A Socio-Technical Perspective. Work, Employment and Society, 38(2), 341-360.</w:t>
+        <w:t>Connolly, T., &amp; Begg, C. (2021). Database Systems: A Practical Approach to Design, Implementation, and Management (7th ed.). Pearson.</w:t>
       </w:r>
     </w:p>
     <w:p>
@@ -20143,7 +20143,7 @@
         <w:ind w:left="720" w:hanging="720"/>
       </w:pPr>
       <w:r>
-        <w:t>Parker, G. G., Van Alstyne, M. W., &amp; Choudary, S. P. (2020). Platform Revolution: How Networked Markets Are Transforming the Economy (Updated ed.). W.W. Norton &amp; Company.</w:t>
+        <w:t>Silberschatz, A., Korth, H. F., &amp; Sudarshan, S. (2020). Database System Concepts (8th ed.). McGraw-Hill.</w:t>
       </w:r>
     </w:p>
     <w:p>
@@ -20152,7 +20152,7 @@
         <w:ind w:left="720" w:hanging="720"/>
       </w:pPr>
       <w:r>
-        <w:t>Paystack. (2024). Paystack Documentation: Accepting Payments Online. https://paystack.com/docs</w:t>
+        <w:t>Batini, C., Cotton, D., Di Battista, G., Rizzi, S., &amp; Wang, X. (2020). Conceptual Database Design (2nd ed.). Springer.</w:t>
       </w:r>
     </w:p>
     <w:p>
@@ -20161,7 +20161,7 @@
         <w:ind w:left="720" w:hanging="720"/>
       </w:pPr>
       <w:r>
-        <w:t>Pressman, R. S., &amp; Maxim, B. R. (2020). Software Engineering: A Practitioner's Approach (9th ed.). McGraw-Hill.</w:t>
+        <w:t>Simsion, C., &amp; Witt, G. (2020). Data Modeling Essentials (5th ed.). Morgan Kaufmann.</w:t>
       </w:r>
     </w:p>
     <w:p>
@@ -20170,7 +20170,7 @@
         <w:ind w:left="720" w:hanging="720"/>
       </w:pPr>
       <w:r>
-        <w:t>Prisma. (2024). Prisma Documentation: Next-Generation Node.js and TypeScript ORM. https://prisma.io/docs</w:t>
+        <w:t>Teorey, T., Lightstone, S., Nadeau, T., &amp; Fehr, J. (2020). Database Modeling and Design: Logical Design (6th ed.). Morgan Kaufmann.</w:t>
       </w:r>
     </w:p>
     <w:p>
@@ -20179,7 +20179,7 @@
         <w:ind w:left="720" w:hanging="720"/>
       </w:pPr>
       <w:r>
-        <w:t>Rakhewar, R., Patil, S., &amp; Sharma, A. (2023). Design and Development of a Web-Based Service-Providing Platform. International Journal of Advanced Research in Computer Science, 14(3), 56-68.</w:t>
+        <w:t>Date, C. J. (2020). Database Design and Relational Theory: Normal Forms and All That Jazz (2nd ed.). O'Reilly Media.</w:t>
       </w:r>
     </w:p>
     <w:p>
@@ -20188,7 +20188,7 @@
         <w:ind w:left="720" w:hanging="720"/>
       </w:pPr>
       <w:r>
-        <w:t>Rana, N. P., Dwivedi, Y. K., &amp; Lal, B. (2020). User Experience in Service Delivery Apps: Interface Design Elements. Information Systems Frontiers, 22(5), 1057-1073.</w:t>
+        <w:t>Royce, W. W. (2020). Managing the Development of Large Software Systems (Revisited). IEEE Computer, 53(6), 82-88.</w:t>
       </w:r>
     </w:p>
     <w:p>
@@ -20197,7 +20197,7 @@
         <w:ind w:left="720" w:hanging="720"/>
       </w:pPr>
       <w:r>
-        <w:t>Royce, W. W. (2020). Managing the Development of Large Software Systems (Revisited). IEEE Computer, 53(6), 82-88.</w:t>
+        <w:t>Larman, C. (2020). Applying UML and Patterns: An Introduction to Object-Oriented Analysis and Design (4th ed.). Prentice Hall.</w:t>
       </w:r>
     </w:p>
     <w:p>
@@ -20206,7 +20206,7 @@
         <w:ind w:left="720" w:hanging="720"/>
       </w:pPr>
       <w:r>
-        <w:t>Russell, S., &amp; Norvig, P. (2021). Artificial Intelligence: A Modern Approach (4th ed.). Pearson.</w:t>
+        <w:t>Martin, J. (2020). Rapid Application Development: An Applied Approach (Revised ed.). McGraw-Hill.</w:t>
       </w:r>
     </w:p>
     <w:p>
@@ -20215,7 +20215,7 @@
         <w:ind w:left="720" w:hanging="720"/>
       </w:pPr>
       <w:r>
-        <w:t>Salah, K., Rehman, M. H. U., Nizamuddin, N., &amp; Al-Fuqaha, A. (2021). Blockchain for AI: Review and Open Research Challenges. IEEE Access, 7, 10127-10149.</w:t>
+        <w:t>Boehm, B. W. (2020). Anchoring the Software Process. IEEE Software, 37(1), 12-15.</w:t>
       </w:r>
     </w:p>
     <w:p>
@@ -20224,7 +20224,7 @@
         <w:ind w:left="720" w:hanging="720"/>
       </w:pPr>
       <w:r>
-        <w:t>Schweninger, L. (2021). Domestic Labour and the History of Household Service. Routledge.</w:t>
+        <w:t>Schwaber, K., &amp; Sutherland, J. (2020). The Scrum Guide (Updated). Scrum.org.</w:t>
       </w:r>
     </w:p>
     <w:p>
@@ -20233,7 +20233,7 @@
         <w:ind w:left="720" w:hanging="720"/>
       </w:pPr>
       <w:r>
-        <w:t>Schwaber, K., &amp; Sutherland, J. (2020). The Scrum Guide (Updated). Scrum.org.</w:t>
+        <w:t>Beck, K., &amp; Cockburn, A. (2021). Manifesto for Agile Software Development (Updated). https://agilemanifesto.org</w:t>
       </w:r>
     </w:p>
     <w:p>
@@ -20242,7 +20242,7 @@
         <w:ind w:left="720" w:hanging="720"/>
       </w:pPr>
       <w:r>
-        <w:t>Sehgal, R., &amp; Yathrath, A. (2022). Digital Platforms Mediating Domestic Work: The Case of Urban Company. Journal of Digital Services, 11(2), 134-152.</w:t>
+        <w:t>Mell, P., &amp; Grance, T. (2020). The NIST Definition of Cloud Computing (Updated). NIST Special Publication 800-145 (Revision 2).</w:t>
       </w:r>
     </w:p>
     <w:p>
@@ -20251,7 +20251,7 @@
         <w:ind w:left="720" w:hanging="720"/>
       </w:pPr>
       <w:r>
-        <w:t>Sheth, A., Gomadam, K., &amp; Lathabai, H. (2020). Semantic Web for the Enterprise: Recent Developments. IEEE Intelligent Systems, 35(5), 62-72.</w:t>
+        <w:t>Chang, R. (2022). Modern Web Hosting and Cloud Infrastructure. O'Reilly Media.</w:t>
       </w:r>
     </w:p>
     <w:p>
@@ -20260,7 +20260,7 @@
         <w:ind w:left="720" w:hanging="720"/>
       </w:pPr>
       <w:r>
-        <w:t>Silberschatz, A., Korth, H. F., &amp; Sudarshan, S. (2020). Database System Concepts (8th ed.). McGraw-Hill.</w:t>
+        <w:t>Armbrust, M., Fox, A., Griffith, R., Joseph, A. D., Katz, R., Konwinski, A., Lee, G., Patterson, D., Rabkin, A., Stoica, I., &amp; Zaharia, M. (2020). A View of Cloud Computing: Ten Years Later. Communications of the ACM, 63(5), 70-79.</w:t>
       </w:r>
     </w:p>
     <w:p>
@@ -20269,7 +20269,7 @@
         <w:ind w:left="720" w:hanging="720"/>
       </w:pPr>
       <w:r>
-        <w:t>Simsion, C., &amp; Witt, G. (2020). Data Modeling Essentials (5th ed.). Morgan Kaufmann.</w:t>
+        <w:t>Aishwaryalakshmi, K., Divya, S. S., Akshara, P., &amp; Chitra, V. (2024). Design and Development of a Domestic Service Booking Platform. International Journal of Innovative Technology and Exploring Engineering, 13(2), 78-84.</w:t>
       </w:r>
     </w:p>
     <w:p>
@@ -20278,7 +20278,7 @@
         <w:ind w:left="720" w:hanging="720"/>
       </w:pPr>
       <w:r>
-        <w:t>Sommerville, I. (2021). Software Engineering (11th ed.). Pearson.</w:t>
+        <w:t>Pais, J., &amp; Zanoni, L. (2024). Virtual Platforms and Domestic Service Labour: A Socio-Technical Perspective. Work, Employment and Society, 38(2), 341-360.</w:t>
       </w:r>
     </w:p>
     <w:p>
@@ -20287,7 +20287,7 @@
         <w:ind w:left="720" w:hanging="720"/>
       </w:pPr>
       <w:r>
-        <w:t>Supabase. (2024). Supabase Documentation: The Open Source Firebase Alternative. https://supabase.com/docs</w:t>
+        <w:t>Chen, L., Wang, Y., &amp; Liu, H. (2021). Digital Platforms and Household Services: Opportunities and Challenges. Journal of Digital Economy, 8(4), 215-232.</w:t>
       </w:r>
     </w:p>
     <w:p>
@@ -20296,7 +20296,7 @@
         <w:ind w:left="720" w:hanging="720"/>
       </w:pPr>
       <w:r>
-        <w:t>Swan, M. (2020). Blockchain: Blueprint for a New Economy (2nd ed.). O'Reilly Media.</w:t>
+        <w:t>Rakhewar, R., Patil, S., &amp; Sharma, A. (2023). Design and Development of a Web-Based Service-Providing Platform. International Journal of Advanced Research in Computer Science, 14(3), 56-68.</w:t>
       </w:r>
     </w:p>
     <w:p>
@@ -20305,7 +20305,7 @@
         <w:ind w:left="720" w:hanging="720"/>
       </w:pPr>
       <w:r>
-        <w:t>Tapscott, D., &amp; Tapscott, A. (2020). Blockchain Revolution: How the Technology Behind Bitcoin Is Changing Money, Business, and the World (Updated ed.). Portfolio.</w:t>
+        <w:t>Sehgal, R., &amp; Yathrath, A. (2022). Digital Platforms Mediating Domestic Work: The Case of Urban Company. Journal of Digital Services, 11(2), 134-152.</w:t>
       </w:r>
     </w:p>
     <w:p>
@@ -20314,7 +20314,7 @@
         <w:ind w:left="720" w:hanging="720"/>
       </w:pPr>
       <w:r>
-        <w:t>Teorey, T., Lightstone, S., Nadeau, T., &amp; Fehr, J. (2020). Database Modeling and Design: Logical Design (6th ed.). Morgan Kaufmann.</w:t>
+        <w:t>Meyanban, A., Fatemeh, S., &amp; Davood, H. (2024). Online Platforms for Connecting Households with Skilled Domestic Workers. Journal of Applied Computing and Technology, 5(1), 78-92.</w:t>
       </w:r>
     </w:p>
     <w:p>
@@ -20323,7 +20323,7 @@
         <w:ind w:left="720" w:hanging="720"/>
       </w:pPr>
       <w:r>
-        <w:t>Tilley, S. (2020). Data Flow Diagrams: Foundations of Systems Analysis. Springer.</w:t>
+        <w:t>Yadav, P., Singh, R., &amp; Kumar, A. (2023). Digital Platforms Connecting Households with Service Providers. International Journal of Web Technology, 8(4), 201-218.</w:t>
       </w:r>
     </w:p>
     <w:p>
@@ -20332,7 +20332,7 @@
         <w:ind w:left="720" w:hanging="720"/>
       </w:pPr>
       <w:r>
-        <w:t>Turban, E., Outland, J., King, D., Lee, J. K., Liang, T. P., &amp; Turban, D. C. (2020). Electronic Commerce 2020: A Managerial and Social Networks Perspective. Springer.</w:t>
+        <w:t>Orth, M., &amp; Baum, M. (2024). Researching Digital Platforms that Mediate Domestic Work: Methodological and Ethical Challenges. Journal of Platform Studies, 10(3), 189-206.</w:t>
       </w:r>
     </w:p>
     <w:p>
@@ -20341,7 +20341,7 @@
         <w:ind w:left="720" w:hanging="720"/>
       </w:pPr>
       <w:r>
-        <w:t>Vercel. (2024). Next.js Documentation: The React Framework for the Web. https://nextjs.org/docs</w:t>
+        <w:t>Rana, N. P., Dwivedi, Y. K., &amp; Lal, B. (2020). User Experience in Service Delivery Apps: Interface Design Elements. Information Systems Frontiers, 22(5), 1057-1073.</w:t>
       </w:r>
     </w:p>
     <w:p>
@@ -20350,7 +20350,7 @@
         <w:ind w:left="720" w:hanging="720"/>
       </w:pPr>
       <w:r>
-        <w:t>W3C. (2022). Web of Things (WoT) Architecture. World Wide Web Consortium Recommendation.</w:t>
+        <w:t>Kumar, R. (2021). Research Methodology: A Step-by-Step Guide for Beginners (5th ed.). SAGE Publications.</w:t>
       </w:r>
     </w:p>
     <w:p>
@@ -20359,7 +20359,7 @@
         <w:ind w:left="720" w:hanging="720"/>
       </w:pPr>
       <w:r>
-        <w:t>Wang, S., Zhang, Y., &amp; Wang, X. (2023). Decentralized Finance: Architecture, Applications, and Challenges. Journal of Financial Technology, 8(2), 112-130.</w:t>
+        <w:t>Creswell, J. W., &amp; Creswell, J. D. (2023). Research Design: Qualitative, Quantitative, and Mixed Methods Approaches (6th ed.). SAGE Publications.</w:t>
       </w:r>
     </w:p>
     <w:p>
@@ -20368,7 +20368,7 @@
         <w:ind w:left="720" w:hanging="720"/>
       </w:pPr>
       <w:r>
-        <w:t>Yadav, P., Singh, R., &amp; Kumar, A. (2023). Digital Platforms Connecting Households with Service Providers. International Journal of Web Technology, 8(4), 201-218.</w:t>
+        <w:t>Booch, G., Rumbaugh, J., &amp; Jacobson, I. (2021). The Unified Modeling Language User Guide (3rd ed.). Addison-Wesley.</w:t>
       </w:r>
     </w:p>
     <w:p>
@@ -20377,7 +20377,7 @@
         <w:ind w:left="720" w:hanging="720"/>
       </w:pPr>
       <w:r>
-        <w:t>Zhang, R., Xu, C., &amp; Liu, J. (2022). Blockchain for Healthcare: Secure and Decentralized Health Data Management. IEEE Transactions on Information Forensics and Security, 17, 456-468.</w:t>
+        <w:t>Hooks, G., &amp; Faison, E. (2020). Structured Analysis: Foundations of Modern Software Engineering. Springer.</w:t>
       </w:r>
     </w:p>
     <w:p>
@@ -20386,7 +20386,7 @@
         <w:ind w:left="720" w:hanging="720"/>
       </w:pPr>
       <w:r>
-        <w:t>Zuboff, S. (2020). The Age of Surveillance Capitalism: The Fight for a Human Future at the New Frontier of Power (Paperback ed.). PublicAffairs.</w:t>
+        <w:t>Tilley, S. (2020). Data Flow Diagrams: Foundations of Systems Analysis. Springer.</w:t>
       </w:r>
     </w:p>
     <w:sectPr>
